--- a/modul_praktikum/Pertemuan_13_Laporan_Rekonsiliasi_Ekspor_dan_Withdrawal.docx
+++ b/modul_praktikum/Pertemuan_13_Laporan_Rekonsiliasi_Ekspor_dan_Withdrawal.docx
@@ -87,7 +87,7 @@
           <w:color w:val="0B2545"/>
           <w:sz w:val="21"/>
         </w:rPr>
-        <w:t>14 pertemuan × 6 jam = 84 jam untuk menghasilkan MVP yang dapat didemokan, diuji, dan disiapkan menuju deployment.</w:t>
+        <w:t>14 pertemuan × 3,5 jam efektif di kelas = 49 jam (ditambah tugas mandiri di luar kelas) untuk menghasilkan MVP yang dapat didemokan, diuji, dan disiapkan menuju deployment.</w:t>
       </w:r>
     </w:p>
     <w:tbl>
@@ -554,7 +554,7 @@
                 <w:color w:val="1F2937"/>
                 <w:sz w:val="16"/>
               </w:rPr>
-              <w:t>360 menit (6 jam)</w:t>
+              <w:t>210 menit efektif di kelas (3 jam 30 menit); tugas mandiri di luar kelas hingga 120 menit (2 jam)</w:t>
             </w:r>
           </w:p>
         </w:tc>
@@ -818,7 +818,7 @@
         <w:pStyle w:val="Heading3"/>
       </w:pPr>
       <w:r>
-        <w:t>Pengetahuan Teknis Laravel 13 yang Wajib Dikuasai</w:t>
+        <w:t>Pengetahuan Teknis dan Penjelasan Mandiri (Laravel 13)</w:t>
       </w:r>
     </w:p>
     <w:p>
@@ -931,14 +931,6 @@
     </w:p>
     <w:p>
       <w:pPr>
-        <w:pStyle w:val="Heading3"/>
-      </w:pPr>
-      <w:r>
-        <w:t>Penjelasan Mandiri: Konsep, Cara Kerja, dan Aturan Implementasi</w:t>
-      </w:r>
-    </w:p>
-    <w:p>
-      <w:pPr>
         <w:pStyle w:val="CalloutConcept"/>
         <w:shd w:fill="EAF2FF" w:val="clear"/>
         <w:pBdr>
@@ -1002,2228 +994,1701 @@
     <w:p>
       <w:pPr>
         <w:pStyle w:val="CodeHeader"/>
-        <w:shd w:fill="2D2D30"/>
         <w:keepNext/>
         <w:pBdr>
-          <w:left w:val="single" w:sz="4" w:space="8" w:color="2D2D30"/>
+          <w:left w:val="single" w:sz="12" w:space="8" w:color="B8DDE0"/>
         </w:pBdr>
+        <w:shd w:val="clear" w:color="auto" w:fill="E4EAED"/>
       </w:pPr>
       <w:r>
-        <w:t>CONTOH MANDIRI — app/Exports/TenantSalesExport.php   •   PHP</w:t>
+        <w:rPr>
+          <w:rFonts w:ascii="Consolas" w:hAnsi="Consolas"/>
+          <w:b/>
+          <w:color w:val="262626"/>
+          <w:sz w:val="16"/>
+        </w:rPr>
+        <w:t xml:space="preserve">CONTOH MANDIRI — app/Exports/TenantSalesExport.php   •   PHP</w:t>
       </w:r>
     </w:p>
     <w:p>
       <w:pPr>
         <w:pStyle w:val="CodeBlock"/>
-        <w:shd w:fill="1E1E1E"/>
         <w:keepLines/>
         <w:pBdr>
-          <w:left w:val="single" w:sz="4" w:space="8" w:color="1E1E1E"/>
+          <w:left w:val="single" w:sz="12" w:space="8" w:color="B8DDE0"/>
         </w:pBdr>
+        <w:shd w:val="clear" w:color="auto" w:fill="F2F3F7"/>
       </w:pPr>
       <w:r>
         <w:rPr>
-          <w:rFonts w:ascii="Consolas" w:hAnsi="Consolas" w:eastAsia="Consolas"/>
-          <w:color w:val="569CD6"/>
+          <w:rFonts w:ascii="Consolas" w:hAnsi="Consolas"/>
+          <w:b/>
+          <w:color w:val="000080"/>
           <w:sz w:val="16"/>
         </w:rPr>
-        <w:t>final</w:t>
-      </w:r>
-      <w:r>
-        <w:rPr>
-          <w:rFonts w:ascii="Consolas" w:hAnsi="Consolas" w:eastAsia="Consolas"/>
-          <w:color w:val="D4D4D4"/>
+        <w:t xml:space="preserve">final</w:t>
+      </w:r>
+      <w:r>
+        <w:rPr>
+          <w:rFonts w:ascii="Consolas" w:hAnsi="Consolas"/>
+          <w:color w:val="262626"/>
           <w:sz w:val="16"/>
         </w:rPr>
         <w:t xml:space="preserve"> </w:t>
       </w:r>
       <w:r>
         <w:rPr>
-          <w:rFonts w:ascii="Consolas" w:hAnsi="Consolas" w:eastAsia="Consolas"/>
-          <w:color w:val="569CD6"/>
+          <w:rFonts w:ascii="Consolas" w:hAnsi="Consolas"/>
+          <w:b/>
+          <w:color w:val="000080"/>
           <w:sz w:val="16"/>
         </w:rPr>
-        <w:t>class</w:t>
-      </w:r>
-      <w:r>
-        <w:rPr>
-          <w:rFonts w:ascii="Consolas" w:hAnsi="Consolas" w:eastAsia="Consolas"/>
-          <w:color w:val="D4D4D4"/>
+        <w:t xml:space="preserve">class</w:t>
+      </w:r>
+      <w:r>
+        <w:rPr>
+          <w:rFonts w:ascii="Consolas" w:hAnsi="Consolas"/>
+          <w:color w:val="262626"/>
           <w:sz w:val="16"/>
         </w:rPr>
         <w:t xml:space="preserve"> </w:t>
       </w:r>
       <w:r>
         <w:rPr>
-          <w:rFonts w:ascii="Consolas" w:hAnsi="Consolas" w:eastAsia="Consolas"/>
-          <w:color w:val="4EC9B0"/>
+          <w:rFonts w:ascii="Consolas" w:hAnsi="Consolas"/>
+          <w:color w:val="267F99"/>
           <w:sz w:val="16"/>
         </w:rPr>
-        <w:t>TenantSalesExport</w:t>
-      </w:r>
-      <w:r>
-        <w:rPr>
-          <w:rFonts w:ascii="Consolas" w:hAnsi="Consolas" w:eastAsia="Consolas"/>
-          <w:color w:val="D4D4D4"/>
+        <w:t xml:space="preserve">TenantSalesExport</w:t>
+      </w:r>
+      <w:r>
+        <w:rPr>
+          <w:rFonts w:ascii="Consolas" w:hAnsi="Consolas"/>
+          <w:color w:val="262626"/>
           <w:sz w:val="16"/>
         </w:rPr>
         <w:t xml:space="preserve"> </w:t>
       </w:r>
       <w:r>
         <w:rPr>
-          <w:rFonts w:ascii="Consolas" w:hAnsi="Consolas" w:eastAsia="Consolas"/>
-          <w:color w:val="569CD6"/>
+          <w:rFonts w:ascii="Consolas" w:hAnsi="Consolas"/>
+          <w:b/>
+          <w:color w:val="000080"/>
           <w:sz w:val="16"/>
         </w:rPr>
-        <w:t>implements</w:t>
-      </w:r>
-      <w:r>
-        <w:rPr>
-          <w:rFonts w:ascii="Consolas" w:hAnsi="Consolas" w:eastAsia="Consolas"/>
-          <w:color w:val="D4D4D4"/>
+        <w:t xml:space="preserve">implements</w:t>
+      </w:r>
+      <w:r>
+        <w:rPr>
+          <w:rFonts w:ascii="Consolas" w:hAnsi="Consolas"/>
+          <w:color w:val="262626"/>
           <w:sz w:val="16"/>
         </w:rPr>
         <w:t xml:space="preserve"> </w:t>
       </w:r>
       <w:r>
         <w:rPr>
-          <w:rFonts w:ascii="Consolas" w:hAnsi="Consolas" w:eastAsia="Consolas"/>
-          <w:color w:val="4EC9B0"/>
+          <w:rFonts w:ascii="Consolas" w:hAnsi="Consolas"/>
+          <w:color w:val="267F99"/>
           <w:sz w:val="16"/>
         </w:rPr>
-        <w:t>FromQuery</w:t>
-      </w:r>
-      <w:r>
-        <w:rPr>
-          <w:rFonts w:ascii="Consolas" w:hAnsi="Consolas" w:eastAsia="Consolas"/>
-          <w:color w:val="D4D4D4"/>
+        <w:t xml:space="preserve">FromQuery</w:t>
+      </w:r>
+      <w:r>
+        <w:rPr>
+          <w:rFonts w:ascii="Consolas" w:hAnsi="Consolas"/>
+          <w:color w:val="262626"/>
           <w:sz w:val="16"/>
         </w:rPr>
-        <w:t>,</w:t>
-      </w:r>
-      <w:r>
-        <w:rPr>
-          <w:rFonts w:ascii="Consolas" w:hAnsi="Consolas" w:eastAsia="Consolas"/>
-          <w:color w:val="D4D4D4"/>
+        <w:t xml:space="preserve">, </w:t>
+      </w:r>
+      <w:r>
+        <w:rPr>
+          <w:rFonts w:ascii="Consolas" w:hAnsi="Consolas"/>
+          <w:color w:val="267F99"/>
           <w:sz w:val="16"/>
         </w:rPr>
+        <w:t xml:space="preserve">WithHeadings</w:t>
+      </w:r>
+      <w:r>
+        <w:br/>
+      </w:r>
+      <w:r>
+        <w:rPr>
+          <w:rFonts w:ascii="Consolas" w:hAnsi="Consolas"/>
+          <w:color w:val="262626"/>
+          <w:sz w:val="16"/>
+        </w:rPr>
+        <w:t xml:space="preserve">{</w:t>
+      </w:r>
+      <w:r>
+        <w:br/>
+      </w:r>
+      <w:r>
+        <w:rPr>
+          <w:rFonts w:ascii="Consolas" w:hAnsi="Consolas"/>
+          <w:color w:val="262626"/>
+          <w:sz w:val="16"/>
+        </w:rPr>
+        <w:t xml:space="preserve">    </w:t>
+      </w:r>
+      <w:r>
+        <w:rPr>
+          <w:rFonts w:ascii="Consolas" w:hAnsi="Consolas"/>
+          <w:b/>
+          <w:color w:val="000080"/>
+          <w:sz w:val="16"/>
+        </w:rPr>
+        <w:t xml:space="preserve">public</w:t>
+      </w:r>
+      <w:r>
+        <w:rPr>
+          <w:rFonts w:ascii="Consolas" w:hAnsi="Consolas"/>
+          <w:color w:val="262626"/>
+          <w:sz w:val="16"/>
+        </w:rPr>
         <w:t xml:space="preserve"> </w:t>
       </w:r>
       <w:r>
         <w:rPr>
-          <w:rFonts w:ascii="Consolas" w:hAnsi="Consolas" w:eastAsia="Consolas"/>
-          <w:color w:val="4EC9B0"/>
+          <w:rFonts w:ascii="Consolas" w:hAnsi="Consolas"/>
+          <w:b/>
+          <w:color w:val="000080"/>
           <w:sz w:val="16"/>
         </w:rPr>
-        <w:t>WithHeadings</w:t>
-      </w:r>
-      <w:r>
-        <w:rPr>
-          <w:rFonts w:ascii="Consolas" w:hAnsi="Consolas" w:eastAsia="Consolas"/>
-          <w:color w:val="D4D4D4"/>
+        <w:t xml:space="preserve">function</w:t>
+      </w:r>
+      <w:r>
+        <w:rPr>
+          <w:rFonts w:ascii="Consolas" w:hAnsi="Consolas"/>
+          <w:color w:val="262626"/>
           <w:sz w:val="16"/>
         </w:rPr>
+        <w:t xml:space="preserve"> </w:t>
+      </w:r>
+      <w:r>
+        <w:rPr>
+          <w:rFonts w:ascii="Consolas" w:hAnsi="Consolas"/>
+          <w:color w:val="795E26"/>
+          <w:sz w:val="16"/>
+        </w:rPr>
+        <w:t xml:space="preserve">__construct</w:t>
+      </w:r>
+      <w:r>
+        <w:rPr>
+          <w:rFonts w:ascii="Consolas" w:hAnsi="Consolas"/>
+          <w:color w:val="262626"/>
+          <w:sz w:val="16"/>
+        </w:rPr>
+        <w:t xml:space="preserve">(</w:t>
+      </w:r>
+      <w:r>
         <w:br/>
       </w:r>
       <w:r>
         <w:rPr>
-          <w:rFonts w:ascii="Consolas" w:hAnsi="Consolas" w:eastAsia="Consolas"/>
-          <w:color w:val="D4D4D4"/>
+          <w:rFonts w:ascii="Consolas" w:hAnsi="Consolas"/>
+          <w:color w:val="262626"/>
           <w:sz w:val="16"/>
         </w:rPr>
-        <w:t>{</w:t>
-      </w:r>
-      <w:r>
-        <w:rPr>
-          <w:rFonts w:ascii="Consolas" w:hAnsi="Consolas" w:eastAsia="Consolas"/>
-          <w:color w:val="D4D4D4"/>
+        <w:t xml:space="preserve">        </w:t>
+      </w:r>
+      <w:r>
+        <w:rPr>
+          <w:rFonts w:ascii="Consolas" w:hAnsi="Consolas"/>
+          <w:b/>
+          <w:color w:val="000080"/>
           <w:sz w:val="16"/>
         </w:rPr>
+        <w:t xml:space="preserve">private</w:t>
+      </w:r>
+      <w:r>
+        <w:rPr>
+          <w:rFonts w:ascii="Consolas" w:hAnsi="Consolas"/>
+          <w:color w:val="262626"/>
+          <w:sz w:val="16"/>
+        </w:rPr>
+        <w:t xml:space="preserve"> </w:t>
+      </w:r>
+      <w:r>
+        <w:rPr>
+          <w:rFonts w:ascii="Consolas" w:hAnsi="Consolas"/>
+          <w:b/>
+          <w:color w:val="000080"/>
+          <w:sz w:val="16"/>
+        </w:rPr>
+        <w:t xml:space="preserve">readonly</w:t>
+      </w:r>
+      <w:r>
+        <w:rPr>
+          <w:rFonts w:ascii="Consolas" w:hAnsi="Consolas"/>
+          <w:color w:val="262626"/>
+          <w:sz w:val="16"/>
+        </w:rPr>
+        <w:t xml:space="preserve"> </w:t>
+      </w:r>
+      <w:r>
+        <w:rPr>
+          <w:rFonts w:ascii="Consolas" w:hAnsi="Consolas"/>
+          <w:b/>
+          <w:color w:val="000080"/>
+          <w:sz w:val="16"/>
+        </w:rPr>
+        <w:t xml:space="preserve">int</w:t>
+      </w:r>
+      <w:r>
+        <w:rPr>
+          <w:rFonts w:ascii="Consolas" w:hAnsi="Consolas"/>
+          <w:color w:val="262626"/>
+          <w:sz w:val="16"/>
+        </w:rPr>
+        <w:t xml:space="preserve"> </w:t>
+      </w:r>
+      <w:r>
+        <w:rPr>
+          <w:rFonts w:ascii="Consolas" w:hAnsi="Consolas"/>
+          <w:color w:val="660E7A"/>
+          <w:sz w:val="16"/>
+        </w:rPr>
+        <w:t xml:space="preserve">$tenantId</w:t>
+      </w:r>
+      <w:r>
+        <w:rPr>
+          <w:rFonts w:ascii="Consolas" w:hAnsi="Consolas"/>
+          <w:color w:val="262626"/>
+          <w:sz w:val="16"/>
+        </w:rPr>
+        <w:t xml:space="preserve">,</w:t>
+      </w:r>
+      <w:r>
         <w:br/>
+      </w:r>
+      <w:r>
+        <w:rPr>
+          <w:rFonts w:ascii="Consolas" w:hAnsi="Consolas"/>
+          <w:color w:val="262626"/>
+          <w:sz w:val="16"/>
+        </w:rPr>
+        <w:t xml:space="preserve">        </w:t>
+      </w:r>
+      <w:r>
+        <w:rPr>
+          <w:rFonts w:ascii="Consolas" w:hAnsi="Consolas"/>
+          <w:b/>
+          <w:color w:val="000080"/>
+          <w:sz w:val="16"/>
+        </w:rPr>
+        <w:t xml:space="preserve">private</w:t>
+      </w:r>
+      <w:r>
+        <w:rPr>
+          <w:rFonts w:ascii="Consolas" w:hAnsi="Consolas"/>
+          <w:color w:val="262626"/>
+          <w:sz w:val="16"/>
+        </w:rPr>
+        <w:t xml:space="preserve"> </w:t>
+      </w:r>
+      <w:r>
+        <w:rPr>
+          <w:rFonts w:ascii="Consolas" w:hAnsi="Consolas"/>
+          <w:b/>
+          <w:color w:val="000080"/>
+          <w:sz w:val="16"/>
+        </w:rPr>
+        <w:t xml:space="preserve">readonly</w:t>
+      </w:r>
+      <w:r>
+        <w:rPr>
+          <w:rFonts w:ascii="Consolas" w:hAnsi="Consolas"/>
+          <w:color w:val="262626"/>
+          <w:sz w:val="16"/>
+        </w:rPr>
+        <w:t xml:space="preserve"> </w:t>
+      </w:r>
+      <w:r>
+        <w:rPr>
+          <w:rFonts w:ascii="Consolas" w:hAnsi="Consolas"/>
+          <w:color w:val="267F99"/>
+          <w:sz w:val="16"/>
+        </w:rPr>
+        <w:t xml:space="preserve">CarbonImmutable</w:t>
+      </w:r>
+      <w:r>
+        <w:rPr>
+          <w:rFonts w:ascii="Consolas" w:hAnsi="Consolas"/>
+          <w:color w:val="262626"/>
+          <w:sz w:val="16"/>
+        </w:rPr>
+        <w:t xml:space="preserve"> </w:t>
+      </w:r>
+      <w:r>
+        <w:rPr>
+          <w:rFonts w:ascii="Consolas" w:hAnsi="Consolas"/>
+          <w:color w:val="660E7A"/>
+          <w:sz w:val="16"/>
+        </w:rPr>
+        <w:t xml:space="preserve">$fromUtc</w:t>
+      </w:r>
+      <w:r>
+        <w:rPr>
+          <w:rFonts w:ascii="Consolas" w:hAnsi="Consolas"/>
+          <w:color w:val="262626"/>
+          <w:sz w:val="16"/>
+        </w:rPr>
+        <w:t xml:space="preserve">,</w:t>
+      </w:r>
+      <w:r>
+        <w:br/>
+      </w:r>
+      <w:r>
+        <w:rPr>
+          <w:rFonts w:ascii="Consolas" w:hAnsi="Consolas"/>
+          <w:color w:val="262626"/>
+          <w:sz w:val="16"/>
+        </w:rPr>
+        <w:t xml:space="preserve">        </w:t>
+      </w:r>
+      <w:r>
+        <w:rPr>
+          <w:rFonts w:ascii="Consolas" w:hAnsi="Consolas"/>
+          <w:b/>
+          <w:color w:val="000080"/>
+          <w:sz w:val="16"/>
+        </w:rPr>
+        <w:t xml:space="preserve">private</w:t>
+      </w:r>
+      <w:r>
+        <w:rPr>
+          <w:rFonts w:ascii="Consolas" w:hAnsi="Consolas"/>
+          <w:color w:val="262626"/>
+          <w:sz w:val="16"/>
+        </w:rPr>
+        <w:t xml:space="preserve"> </w:t>
+      </w:r>
+      <w:r>
+        <w:rPr>
+          <w:rFonts w:ascii="Consolas" w:hAnsi="Consolas"/>
+          <w:b/>
+          <w:color w:val="000080"/>
+          <w:sz w:val="16"/>
+        </w:rPr>
+        <w:t xml:space="preserve">readonly</w:t>
+      </w:r>
+      <w:r>
+        <w:rPr>
+          <w:rFonts w:ascii="Consolas" w:hAnsi="Consolas"/>
+          <w:color w:val="262626"/>
+          <w:sz w:val="16"/>
+        </w:rPr>
+        <w:t xml:space="preserve"> </w:t>
+      </w:r>
+      <w:r>
+        <w:rPr>
+          <w:rFonts w:ascii="Consolas" w:hAnsi="Consolas"/>
+          <w:color w:val="267F99"/>
+          <w:sz w:val="16"/>
+        </w:rPr>
+        <w:t xml:space="preserve">CarbonImmutable</w:t>
+      </w:r>
+      <w:r>
+        <w:rPr>
+          <w:rFonts w:ascii="Consolas" w:hAnsi="Consolas"/>
+          <w:color w:val="262626"/>
+          <w:sz w:val="16"/>
+        </w:rPr>
+        <w:t xml:space="preserve"> </w:t>
+      </w:r>
+      <w:r>
+        <w:rPr>
+          <w:rFonts w:ascii="Consolas" w:hAnsi="Consolas"/>
+          <w:color w:val="660E7A"/>
+          <w:sz w:val="16"/>
+        </w:rPr>
+        <w:t xml:space="preserve">$untilUtc</w:t>
+      </w:r>
+      <w:r>
+        <w:rPr>
+          <w:rFonts w:ascii="Consolas" w:hAnsi="Consolas"/>
+          <w:color w:val="262626"/>
+          <w:sz w:val="16"/>
+        </w:rPr>
+        <w:t xml:space="preserve">,</w:t>
+      </w:r>
+      <w:r>
+        <w:br/>
+      </w:r>
+      <w:r>
+        <w:rPr>
+          <w:rFonts w:ascii="Consolas" w:hAnsi="Consolas"/>
+          <w:color w:val="262626"/>
+          <w:sz w:val="16"/>
+        </w:rPr>
+        <w:t xml:space="preserve">    ) {}</w:t>
+      </w:r>
+      <w:r>
+        <w:br/>
+      </w:r>
+      <w:r>
+        <w:br/>
+      </w:r>
+      <w:r>
+        <w:rPr>
+          <w:rFonts w:ascii="Consolas" w:hAnsi="Consolas"/>
+          <w:color w:val="262626"/>
+          <w:sz w:val="16"/>
+        </w:rPr>
         <w:t xml:space="preserve">    </w:t>
       </w:r>
       <w:r>
         <w:rPr>
-          <w:rFonts w:ascii="Consolas" w:hAnsi="Consolas" w:eastAsia="Consolas"/>
-          <w:color w:val="569CD6"/>
+          <w:rFonts w:ascii="Consolas" w:hAnsi="Consolas"/>
+          <w:b/>
+          <w:color w:val="000080"/>
           <w:sz w:val="16"/>
         </w:rPr>
-        <w:t>public</w:t>
-      </w:r>
-      <w:r>
-        <w:rPr>
-          <w:rFonts w:ascii="Consolas" w:hAnsi="Consolas" w:eastAsia="Consolas"/>
-          <w:color w:val="D4D4D4"/>
+        <w:t xml:space="preserve">public</w:t>
+      </w:r>
+      <w:r>
+        <w:rPr>
+          <w:rFonts w:ascii="Consolas" w:hAnsi="Consolas"/>
+          <w:color w:val="262626"/>
           <w:sz w:val="16"/>
         </w:rPr>
         <w:t xml:space="preserve"> </w:t>
       </w:r>
       <w:r>
         <w:rPr>
-          <w:rFonts w:ascii="Consolas" w:hAnsi="Consolas" w:eastAsia="Consolas"/>
-          <w:color w:val="569CD6"/>
+          <w:rFonts w:ascii="Consolas" w:hAnsi="Consolas"/>
+          <w:b/>
+          <w:color w:val="000080"/>
           <w:sz w:val="16"/>
         </w:rPr>
-        <w:t>function</w:t>
-      </w:r>
-      <w:r>
-        <w:rPr>
-          <w:rFonts w:ascii="Consolas" w:hAnsi="Consolas" w:eastAsia="Consolas"/>
-          <w:color w:val="D4D4D4"/>
+        <w:t xml:space="preserve">function</w:t>
+      </w:r>
+      <w:r>
+        <w:rPr>
+          <w:rFonts w:ascii="Consolas" w:hAnsi="Consolas"/>
+          <w:color w:val="262626"/>
           <w:sz w:val="16"/>
         </w:rPr>
         <w:t xml:space="preserve"> </w:t>
       </w:r>
       <w:r>
         <w:rPr>
-          <w:rFonts w:ascii="Consolas" w:hAnsi="Consolas" w:eastAsia="Consolas"/>
-          <w:color w:val="DCDCAA"/>
+          <w:rFonts w:ascii="Consolas" w:hAnsi="Consolas"/>
+          <w:color w:val="795E26"/>
           <w:sz w:val="16"/>
         </w:rPr>
-        <w:t>__construct</w:t>
-      </w:r>
-      <w:r>
-        <w:rPr>
-          <w:rFonts w:ascii="Consolas" w:hAnsi="Consolas" w:eastAsia="Consolas"/>
-          <w:color w:val="D4D4D4"/>
+        <w:t xml:space="preserve">query</w:t>
+      </w:r>
+      <w:r>
+        <w:rPr>
+          <w:rFonts w:ascii="Consolas" w:hAnsi="Consolas"/>
+          <w:color w:val="262626"/>
           <w:sz w:val="16"/>
         </w:rPr>
-        <w:t>(</w:t>
-      </w:r>
-      <w:r>
-        <w:rPr>
-          <w:rFonts w:ascii="Consolas" w:hAnsi="Consolas" w:eastAsia="Consolas"/>
-          <w:color w:val="D4D4D4"/>
+        <w:t xml:space="preserve">(): </w:t>
+      </w:r>
+      <w:r>
+        <w:rPr>
+          <w:rFonts w:ascii="Consolas" w:hAnsi="Consolas"/>
+          <w:color w:val="267F99"/>
           <w:sz w:val="16"/>
         </w:rPr>
+        <w:t xml:space="preserve">Builder</w:t>
+      </w:r>
+      <w:r>
         <w:br/>
+      </w:r>
+      <w:r>
+        <w:rPr>
+          <w:rFonts w:ascii="Consolas" w:hAnsi="Consolas"/>
+          <w:color w:val="262626"/>
+          <w:sz w:val="16"/>
+        </w:rPr>
+        <w:t xml:space="preserve">    {</w:t>
+      </w:r>
+      <w:r>
+        <w:br/>
+      </w:r>
+      <w:r>
+        <w:rPr>
+          <w:rFonts w:ascii="Consolas" w:hAnsi="Consolas"/>
+          <w:color w:val="262626"/>
+          <w:sz w:val="16"/>
+        </w:rPr>
         <w:t xml:space="preserve">        </w:t>
       </w:r>
       <w:r>
         <w:rPr>
-          <w:rFonts w:ascii="Consolas" w:hAnsi="Consolas" w:eastAsia="Consolas"/>
-          <w:color w:val="569CD6"/>
+          <w:rFonts w:ascii="Consolas" w:hAnsi="Consolas"/>
+          <w:b/>
+          <w:color w:val="000080"/>
           <w:sz w:val="16"/>
         </w:rPr>
-        <w:t>private</w:t>
-      </w:r>
-      <w:r>
-        <w:rPr>
-          <w:rFonts w:ascii="Consolas" w:hAnsi="Consolas" w:eastAsia="Consolas"/>
-          <w:color w:val="D4D4D4"/>
+        <w:t xml:space="preserve">return</w:t>
+      </w:r>
+      <w:r>
+        <w:rPr>
+          <w:rFonts w:ascii="Consolas" w:hAnsi="Consolas"/>
+          <w:color w:val="262626"/>
           <w:sz w:val="16"/>
         </w:rPr>
         <w:t xml:space="preserve"> </w:t>
       </w:r>
       <w:r>
         <w:rPr>
-          <w:rFonts w:ascii="Consolas" w:hAnsi="Consolas" w:eastAsia="Consolas"/>
-          <w:color w:val="569CD6"/>
+          <w:rFonts w:ascii="Consolas" w:hAnsi="Consolas"/>
+          <w:color w:val="267F99"/>
           <w:sz w:val="16"/>
         </w:rPr>
-        <w:t>readonly</w:t>
-      </w:r>
-      <w:r>
-        <w:rPr>
-          <w:rFonts w:ascii="Consolas" w:hAnsi="Consolas" w:eastAsia="Consolas"/>
-          <w:color w:val="D4D4D4"/>
+        <w:t xml:space="preserve">TenantOrder</w:t>
+      </w:r>
+      <w:r>
+        <w:rPr>
+          <w:rFonts w:ascii="Consolas" w:hAnsi="Consolas"/>
+          <w:color w:val="262626"/>
           <w:sz w:val="16"/>
         </w:rPr>
+        <w:t xml:space="preserve">::</w:t>
+      </w:r>
+      <w:r>
+        <w:rPr>
+          <w:rFonts w:ascii="Consolas" w:hAnsi="Consolas"/>
+          <w:color w:val="795E26"/>
+          <w:sz w:val="16"/>
+        </w:rPr>
+        <w:t xml:space="preserve">query</w:t>
+      </w:r>
+      <w:r>
+        <w:rPr>
+          <w:rFonts w:ascii="Consolas" w:hAnsi="Consolas"/>
+          <w:color w:val="262626"/>
+          <w:sz w:val="16"/>
+        </w:rPr>
+        <w:t xml:space="preserve">()</w:t>
+      </w:r>
+      <w:r>
+        <w:br/>
+      </w:r>
+      <w:r>
+        <w:rPr>
+          <w:rFonts w:ascii="Consolas" w:hAnsi="Consolas"/>
+          <w:color w:val="262626"/>
+          <w:sz w:val="16"/>
+        </w:rPr>
+        <w:t xml:space="preserve">            -&gt;</w:t>
+      </w:r>
+      <w:r>
+        <w:rPr>
+          <w:rFonts w:ascii="Consolas" w:hAnsi="Consolas"/>
+          <w:color w:val="795E26"/>
+          <w:sz w:val="16"/>
+        </w:rPr>
+        <w:t xml:space="preserve">where</w:t>
+      </w:r>
+      <w:r>
+        <w:rPr>
+          <w:rFonts w:ascii="Consolas" w:hAnsi="Consolas"/>
+          <w:color w:val="262626"/>
+          <w:sz w:val="16"/>
+        </w:rPr>
+        <w:t xml:space="preserve">(</w:t>
+      </w:r>
+      <w:r>
+        <w:rPr>
+          <w:rFonts w:ascii="Consolas" w:hAnsi="Consolas"/>
+          <w:color w:val="00733B"/>
+          <w:sz w:val="16"/>
+        </w:rPr>
+        <w:t xml:space="preserve">'tenant_id'</w:t>
+      </w:r>
+      <w:r>
+        <w:rPr>
+          <w:rFonts w:ascii="Consolas" w:hAnsi="Consolas"/>
+          <w:color w:val="262626"/>
+          <w:sz w:val="16"/>
+        </w:rPr>
+        <w:t xml:space="preserve">, </w:t>
+      </w:r>
+      <w:r>
+        <w:rPr>
+          <w:rFonts w:ascii="Consolas" w:hAnsi="Consolas"/>
+          <w:color w:val="660E7A"/>
+          <w:sz w:val="16"/>
+        </w:rPr>
+        <w:t xml:space="preserve">$this</w:t>
+      </w:r>
+      <w:r>
+        <w:rPr>
+          <w:rFonts w:ascii="Consolas" w:hAnsi="Consolas"/>
+          <w:color w:val="262626"/>
+          <w:sz w:val="16"/>
+        </w:rPr>
+        <w:t xml:space="preserve">-&gt;</w:t>
+      </w:r>
+      <w:r>
+        <w:rPr>
+          <w:rFonts w:ascii="Consolas" w:hAnsi="Consolas"/>
+          <w:color w:val="660E7A"/>
+          <w:sz w:val="16"/>
+        </w:rPr>
+        <w:t xml:space="preserve">tenantId</w:t>
+      </w:r>
+      <w:r>
+        <w:rPr>
+          <w:rFonts w:ascii="Consolas" w:hAnsi="Consolas"/>
+          <w:color w:val="262626"/>
+          <w:sz w:val="16"/>
+        </w:rPr>
+        <w:t xml:space="preserve">)</w:t>
+      </w:r>
+      <w:r>
+        <w:br/>
+      </w:r>
+      <w:r>
+        <w:rPr>
+          <w:rFonts w:ascii="Consolas" w:hAnsi="Consolas"/>
+          <w:color w:val="262626"/>
+          <w:sz w:val="16"/>
+        </w:rPr>
+        <w:t xml:space="preserve">            -&gt;</w:t>
+      </w:r>
+      <w:r>
+        <w:rPr>
+          <w:rFonts w:ascii="Consolas" w:hAnsi="Consolas"/>
+          <w:color w:val="795E26"/>
+          <w:sz w:val="16"/>
+        </w:rPr>
+        <w:t xml:space="preserve">where</w:t>
+      </w:r>
+      <w:r>
+        <w:rPr>
+          <w:rFonts w:ascii="Consolas" w:hAnsi="Consolas"/>
+          <w:color w:val="262626"/>
+          <w:sz w:val="16"/>
+        </w:rPr>
+        <w:t xml:space="preserve">(</w:t>
+      </w:r>
+      <w:r>
+        <w:rPr>
+          <w:rFonts w:ascii="Consolas" w:hAnsi="Consolas"/>
+          <w:color w:val="00733B"/>
+          <w:sz w:val="16"/>
+        </w:rPr>
+        <w:t xml:space="preserve">'created_at'</w:t>
+      </w:r>
+      <w:r>
+        <w:rPr>
+          <w:rFonts w:ascii="Consolas" w:hAnsi="Consolas"/>
+          <w:color w:val="262626"/>
+          <w:sz w:val="16"/>
+        </w:rPr>
+        <w:t xml:space="preserve">, </w:t>
+      </w:r>
+      <w:r>
+        <w:rPr>
+          <w:rFonts w:ascii="Consolas" w:hAnsi="Consolas"/>
+          <w:color w:val="00733B"/>
+          <w:sz w:val="16"/>
+        </w:rPr>
+        <w:t xml:space="preserve">'&gt;='</w:t>
+      </w:r>
+      <w:r>
+        <w:rPr>
+          <w:rFonts w:ascii="Consolas" w:hAnsi="Consolas"/>
+          <w:color w:val="262626"/>
+          <w:sz w:val="16"/>
+        </w:rPr>
+        <w:t xml:space="preserve">, </w:t>
+      </w:r>
+      <w:r>
+        <w:rPr>
+          <w:rFonts w:ascii="Consolas" w:hAnsi="Consolas"/>
+          <w:color w:val="660E7A"/>
+          <w:sz w:val="16"/>
+        </w:rPr>
+        <w:t xml:space="preserve">$this</w:t>
+      </w:r>
+      <w:r>
+        <w:rPr>
+          <w:rFonts w:ascii="Consolas" w:hAnsi="Consolas"/>
+          <w:color w:val="262626"/>
+          <w:sz w:val="16"/>
+        </w:rPr>
+        <w:t xml:space="preserve">-&gt;</w:t>
+      </w:r>
+      <w:r>
+        <w:rPr>
+          <w:rFonts w:ascii="Consolas" w:hAnsi="Consolas"/>
+          <w:color w:val="660E7A"/>
+          <w:sz w:val="16"/>
+        </w:rPr>
+        <w:t xml:space="preserve">fromUtc</w:t>
+      </w:r>
+      <w:r>
+        <w:rPr>
+          <w:rFonts w:ascii="Consolas" w:hAnsi="Consolas"/>
+          <w:color w:val="262626"/>
+          <w:sz w:val="16"/>
+        </w:rPr>
+        <w:t xml:space="preserve">)</w:t>
+      </w:r>
+      <w:r>
+        <w:br/>
+      </w:r>
+      <w:r>
+        <w:rPr>
+          <w:rFonts w:ascii="Consolas" w:hAnsi="Consolas"/>
+          <w:color w:val="262626"/>
+          <w:sz w:val="16"/>
+        </w:rPr>
+        <w:t xml:space="preserve">            -&gt;</w:t>
+      </w:r>
+      <w:r>
+        <w:rPr>
+          <w:rFonts w:ascii="Consolas" w:hAnsi="Consolas"/>
+          <w:color w:val="795E26"/>
+          <w:sz w:val="16"/>
+        </w:rPr>
+        <w:t xml:space="preserve">where</w:t>
+      </w:r>
+      <w:r>
+        <w:rPr>
+          <w:rFonts w:ascii="Consolas" w:hAnsi="Consolas"/>
+          <w:color w:val="262626"/>
+          <w:sz w:val="16"/>
+        </w:rPr>
+        <w:t xml:space="preserve">(</w:t>
+      </w:r>
+      <w:r>
+        <w:rPr>
+          <w:rFonts w:ascii="Consolas" w:hAnsi="Consolas"/>
+          <w:color w:val="00733B"/>
+          <w:sz w:val="16"/>
+        </w:rPr>
+        <w:t xml:space="preserve">'created_at'</w:t>
+      </w:r>
+      <w:r>
+        <w:rPr>
+          <w:rFonts w:ascii="Consolas" w:hAnsi="Consolas"/>
+          <w:color w:val="262626"/>
+          <w:sz w:val="16"/>
+        </w:rPr>
+        <w:t xml:space="preserve">, </w:t>
+      </w:r>
+      <w:r>
+        <w:rPr>
+          <w:rFonts w:ascii="Consolas" w:hAnsi="Consolas"/>
+          <w:color w:val="00733B"/>
+          <w:sz w:val="16"/>
+        </w:rPr>
+        <w:t xml:space="preserve">'&lt;'</w:t>
+      </w:r>
+      <w:r>
+        <w:rPr>
+          <w:rFonts w:ascii="Consolas" w:hAnsi="Consolas"/>
+          <w:color w:val="262626"/>
+          <w:sz w:val="16"/>
+        </w:rPr>
+        <w:t xml:space="preserve">, </w:t>
+      </w:r>
+      <w:r>
+        <w:rPr>
+          <w:rFonts w:ascii="Consolas" w:hAnsi="Consolas"/>
+          <w:color w:val="660E7A"/>
+          <w:sz w:val="16"/>
+        </w:rPr>
+        <w:t xml:space="preserve">$this</w:t>
+      </w:r>
+      <w:r>
+        <w:rPr>
+          <w:rFonts w:ascii="Consolas" w:hAnsi="Consolas"/>
+          <w:color w:val="262626"/>
+          <w:sz w:val="16"/>
+        </w:rPr>
+        <w:t xml:space="preserve">-&gt;</w:t>
+      </w:r>
+      <w:r>
+        <w:rPr>
+          <w:rFonts w:ascii="Consolas" w:hAnsi="Consolas"/>
+          <w:color w:val="660E7A"/>
+          <w:sz w:val="16"/>
+        </w:rPr>
+        <w:t xml:space="preserve">untilUtc</w:t>
+      </w:r>
+      <w:r>
+        <w:rPr>
+          <w:rFonts w:ascii="Consolas" w:hAnsi="Consolas"/>
+          <w:color w:val="262626"/>
+          <w:sz w:val="16"/>
+        </w:rPr>
+        <w:t xml:space="preserve">);</w:t>
+      </w:r>
+      <w:r>
+        <w:br/>
+      </w:r>
+      <w:r>
+        <w:rPr>
+          <w:rFonts w:ascii="Consolas" w:hAnsi="Consolas"/>
+          <w:color w:val="262626"/>
+          <w:sz w:val="16"/>
+        </w:rPr>
+        <w:t xml:space="preserve">    }</w:t>
+      </w:r>
+      <w:r>
+        <w:br/>
+      </w:r>
+      <w:r>
+        <w:br/>
+      </w:r>
+      <w:r>
+        <w:rPr>
+          <w:rFonts w:ascii="Consolas" w:hAnsi="Consolas"/>
+          <w:color w:val="262626"/>
+          <w:sz w:val="16"/>
+        </w:rPr>
+        <w:t xml:space="preserve">    </w:t>
+      </w:r>
+      <w:r>
+        <w:rPr>
+          <w:rFonts w:ascii="Consolas" w:hAnsi="Consolas"/>
+          <w:b/>
+          <w:color w:val="000080"/>
+          <w:sz w:val="16"/>
+        </w:rPr>
+        <w:t xml:space="preserve">public</w:t>
+      </w:r>
+      <w:r>
+        <w:rPr>
+          <w:rFonts w:ascii="Consolas" w:hAnsi="Consolas"/>
+          <w:color w:val="262626"/>
+          <w:sz w:val="16"/>
+        </w:rPr>
         <w:t xml:space="preserve"> </w:t>
       </w:r>
       <w:r>
         <w:rPr>
-          <w:rFonts w:ascii="Consolas" w:hAnsi="Consolas" w:eastAsia="Consolas"/>
-          <w:color w:val="569CD6"/>
+          <w:rFonts w:ascii="Consolas" w:hAnsi="Consolas"/>
+          <w:b/>
+          <w:color w:val="000080"/>
           <w:sz w:val="16"/>
         </w:rPr>
-        <w:t>int</w:t>
-      </w:r>
-      <w:r>
-        <w:rPr>
-          <w:rFonts w:ascii="Consolas" w:hAnsi="Consolas" w:eastAsia="Consolas"/>
-          <w:color w:val="D4D4D4"/>
+        <w:t xml:space="preserve">function</w:t>
+      </w:r>
+      <w:r>
+        <w:rPr>
+          <w:rFonts w:ascii="Consolas" w:hAnsi="Consolas"/>
+          <w:color w:val="262626"/>
           <w:sz w:val="16"/>
         </w:rPr>
         <w:t xml:space="preserve"> </w:t>
       </w:r>
       <w:r>
         <w:rPr>
-          <w:rFonts w:ascii="Consolas" w:hAnsi="Consolas" w:eastAsia="Consolas"/>
-          <w:color w:val="9CDCFE"/>
+          <w:rFonts w:ascii="Consolas" w:hAnsi="Consolas"/>
+          <w:color w:val="795E26"/>
           <w:sz w:val="16"/>
         </w:rPr>
-        <w:t>$tenantId</w:t>
-      </w:r>
-      <w:r>
-        <w:rPr>
-          <w:rFonts w:ascii="Consolas" w:hAnsi="Consolas" w:eastAsia="Consolas"/>
-          <w:color w:val="D4D4D4"/>
+        <w:t xml:space="preserve">headings</w:t>
+      </w:r>
+      <w:r>
+        <w:rPr>
+          <w:rFonts w:ascii="Consolas" w:hAnsi="Consolas"/>
+          <w:color w:val="262626"/>
           <w:sz w:val="16"/>
         </w:rPr>
-        <w:t>,</w:t>
-      </w:r>
-      <w:r>
-        <w:rPr>
-          <w:rFonts w:ascii="Consolas" w:hAnsi="Consolas" w:eastAsia="Consolas"/>
-          <w:color w:val="D4D4D4"/>
+        <w:t xml:space="preserve">(): </w:t>
+      </w:r>
+      <w:r>
+        <w:rPr>
+          <w:rFonts w:ascii="Consolas" w:hAnsi="Consolas"/>
+          <w:b/>
+          <w:color w:val="000080"/>
           <w:sz w:val="16"/>
         </w:rPr>
+        <w:t xml:space="preserve">array</w:t>
+      </w:r>
+      <w:r>
         <w:br/>
+      </w:r>
+      <w:r>
+        <w:rPr>
+          <w:rFonts w:ascii="Consolas" w:hAnsi="Consolas"/>
+          <w:color w:val="262626"/>
+          <w:sz w:val="16"/>
+        </w:rPr>
+        <w:t xml:space="preserve">    {</w:t>
+      </w:r>
+      <w:r>
+        <w:br/>
+      </w:r>
+      <w:r>
+        <w:rPr>
+          <w:rFonts w:ascii="Consolas" w:hAnsi="Consolas"/>
+          <w:color w:val="262626"/>
+          <w:sz w:val="16"/>
+        </w:rPr>
         <w:t xml:space="preserve">        </w:t>
       </w:r>
       <w:r>
         <w:rPr>
-          <w:rFonts w:ascii="Consolas" w:hAnsi="Consolas" w:eastAsia="Consolas"/>
-          <w:color w:val="569CD6"/>
+          <w:rFonts w:ascii="Consolas" w:hAnsi="Consolas"/>
+          <w:b/>
+          <w:color w:val="000080"/>
           <w:sz w:val="16"/>
         </w:rPr>
-        <w:t>private</w:t>
-      </w:r>
-      <w:r>
-        <w:rPr>
-          <w:rFonts w:ascii="Consolas" w:hAnsi="Consolas" w:eastAsia="Consolas"/>
-          <w:color w:val="D4D4D4"/>
+        <w:t xml:space="preserve">return</w:t>
+      </w:r>
+      <w:r>
+        <w:rPr>
+          <w:rFonts w:ascii="Consolas" w:hAnsi="Consolas"/>
+          <w:color w:val="262626"/>
           <w:sz w:val="16"/>
         </w:rPr>
-        <w:t xml:space="preserve"> </w:t>
-      </w:r>
-      <w:r>
-        <w:rPr>
-          <w:rFonts w:ascii="Consolas" w:hAnsi="Consolas" w:eastAsia="Consolas"/>
-          <w:color w:val="569CD6"/>
+        <w:t xml:space="preserve"> [</w:t>
+      </w:r>
+      <w:r>
+        <w:rPr>
+          <w:rFonts w:ascii="Consolas" w:hAnsi="Consolas"/>
+          <w:color w:val="00733B"/>
           <w:sz w:val="16"/>
         </w:rPr>
-        <w:t>readonly</w:t>
-      </w:r>
-      <w:r>
-        <w:rPr>
-          <w:rFonts w:ascii="Consolas" w:hAnsi="Consolas" w:eastAsia="Consolas"/>
-          <w:color w:val="D4D4D4"/>
+        <w:t xml:space="preserve">'Order'</w:t>
+      </w:r>
+      <w:r>
+        <w:rPr>
+          <w:rFonts w:ascii="Consolas" w:hAnsi="Consolas"/>
+          <w:color w:val="262626"/>
           <w:sz w:val="16"/>
         </w:rPr>
-        <w:t xml:space="preserve"> </w:t>
-      </w:r>
-      <w:r>
-        <w:rPr>
-          <w:rFonts w:ascii="Consolas" w:hAnsi="Consolas" w:eastAsia="Consolas"/>
-          <w:color w:val="4EC9B0"/>
+        <w:t xml:space="preserve">, </w:t>
+      </w:r>
+      <w:r>
+        <w:rPr>
+          <w:rFonts w:ascii="Consolas" w:hAnsi="Consolas"/>
+          <w:color w:val="00733B"/>
           <w:sz w:val="16"/>
         </w:rPr>
-        <w:t>CarbonImmutable</w:t>
-      </w:r>
-      <w:r>
-        <w:rPr>
-          <w:rFonts w:ascii="Consolas" w:hAnsi="Consolas" w:eastAsia="Consolas"/>
-          <w:color w:val="D4D4D4"/>
+        <w:t xml:space="preserve">'Gross'</w:t>
+      </w:r>
+      <w:r>
+        <w:rPr>
+          <w:rFonts w:ascii="Consolas" w:hAnsi="Consolas"/>
+          <w:color w:val="262626"/>
           <w:sz w:val="16"/>
         </w:rPr>
-        <w:t xml:space="preserve"> </w:t>
-      </w:r>
-      <w:r>
-        <w:rPr>
-          <w:rFonts w:ascii="Consolas" w:hAnsi="Consolas" w:eastAsia="Consolas"/>
-          <w:color w:val="9CDCFE"/>
+        <w:t xml:space="preserve">, </w:t>
+      </w:r>
+      <w:r>
+        <w:rPr>
+          <w:rFonts w:ascii="Consolas" w:hAnsi="Consolas"/>
+          <w:color w:val="00733B"/>
           <w:sz w:val="16"/>
         </w:rPr>
-        <w:t>$fromUtc</w:t>
-      </w:r>
-      <w:r>
-        <w:rPr>
-          <w:rFonts w:ascii="Consolas" w:hAnsi="Consolas" w:eastAsia="Consolas"/>
-          <w:color w:val="D4D4D4"/>
+        <w:t xml:space="preserve">'Commission'</w:t>
+      </w:r>
+      <w:r>
+        <w:rPr>
+          <w:rFonts w:ascii="Consolas" w:hAnsi="Consolas"/>
+          <w:color w:val="262626"/>
           <w:sz w:val="16"/>
         </w:rPr>
-        <w:t>,</w:t>
-      </w:r>
-      <w:r>
-        <w:rPr>
-          <w:rFonts w:ascii="Consolas" w:hAnsi="Consolas" w:eastAsia="Consolas"/>
-          <w:color w:val="D4D4D4"/>
+        <w:t xml:space="preserve">, </w:t>
+      </w:r>
+      <w:r>
+        <w:rPr>
+          <w:rFonts w:ascii="Consolas" w:hAnsi="Consolas"/>
+          <w:color w:val="00733B"/>
           <w:sz w:val="16"/>
         </w:rPr>
+        <w:t xml:space="preserve">'Net'</w:t>
+      </w:r>
+      <w:r>
+        <w:rPr>
+          <w:rFonts w:ascii="Consolas" w:hAnsi="Consolas"/>
+          <w:color w:val="262626"/>
+          <w:sz w:val="16"/>
+        </w:rPr>
+        <w:t xml:space="preserve">];</w:t>
+      </w:r>
+      <w:r>
         <w:br/>
-        <w:t xml:space="preserve">        </w:t>
-      </w:r>
-      <w:r>
-        <w:rPr>
-          <w:rFonts w:ascii="Consolas" w:hAnsi="Consolas" w:eastAsia="Consolas"/>
-          <w:color w:val="569CD6"/>
+      </w:r>
+      <w:r>
+        <w:rPr>
+          <w:rFonts w:ascii="Consolas" w:hAnsi="Consolas"/>
+          <w:color w:val="262626"/>
           <w:sz w:val="16"/>
         </w:rPr>
-        <w:t>private</w:t>
-      </w:r>
-      <w:r>
-        <w:rPr>
-          <w:rFonts w:ascii="Consolas" w:hAnsi="Consolas" w:eastAsia="Consolas"/>
-          <w:color w:val="D4D4D4"/>
+        <w:t xml:space="preserve">    }</w:t>
+      </w:r>
+      <w:r>
+        <w:br/>
+      </w:r>
+      <w:r>
+        <w:rPr>
+          <w:rFonts w:ascii="Consolas" w:hAnsi="Consolas"/>
+          <w:color w:val="262626"/>
           <w:sz w:val="16"/>
         </w:rPr>
-        <w:t xml:space="preserve"> </w:t>
-      </w:r>
-      <w:r>
-        <w:rPr>
-          <w:rFonts w:ascii="Consolas" w:hAnsi="Consolas" w:eastAsia="Consolas"/>
-          <w:color w:val="569CD6"/>
-          <w:sz w:val="16"/>
-        </w:rPr>
-        <w:t>readonly</w:t>
-      </w:r>
-      <w:r>
-        <w:rPr>
-          <w:rFonts w:ascii="Consolas" w:hAnsi="Consolas" w:eastAsia="Consolas"/>
-          <w:color w:val="D4D4D4"/>
-          <w:sz w:val="16"/>
-        </w:rPr>
-        <w:t xml:space="preserve"> </w:t>
-      </w:r>
-      <w:r>
-        <w:rPr>
-          <w:rFonts w:ascii="Consolas" w:hAnsi="Consolas" w:eastAsia="Consolas"/>
-          <w:color w:val="4EC9B0"/>
-          <w:sz w:val="16"/>
-        </w:rPr>
-        <w:t>CarbonImmutable</w:t>
-      </w:r>
-      <w:r>
-        <w:rPr>
-          <w:rFonts w:ascii="Consolas" w:hAnsi="Consolas" w:eastAsia="Consolas"/>
-          <w:color w:val="D4D4D4"/>
-          <w:sz w:val="16"/>
-        </w:rPr>
-        <w:t xml:space="preserve"> </w:t>
-      </w:r>
-      <w:r>
-        <w:rPr>
-          <w:rFonts w:ascii="Consolas" w:hAnsi="Consolas" w:eastAsia="Consolas"/>
-          <w:color w:val="9CDCFE"/>
-          <w:sz w:val="16"/>
-        </w:rPr>
-        <w:t>$untilUtc</w:t>
-      </w:r>
-      <w:r>
-        <w:rPr>
-          <w:rFonts w:ascii="Consolas" w:hAnsi="Consolas" w:eastAsia="Consolas"/>
-          <w:color w:val="D4D4D4"/>
-          <w:sz w:val="16"/>
-        </w:rPr>
-        <w:t>,</w:t>
-      </w:r>
-      <w:r>
-        <w:rPr>
-          <w:rFonts w:ascii="Consolas" w:hAnsi="Consolas" w:eastAsia="Consolas"/>
-          <w:color w:val="D4D4D4"/>
-          <w:sz w:val="16"/>
-        </w:rPr>
-        <w:br/>
-        <w:t xml:space="preserve">    </w:t>
-      </w:r>
-      <w:r>
-        <w:rPr>
-          <w:rFonts w:ascii="Consolas" w:hAnsi="Consolas" w:eastAsia="Consolas"/>
-          <w:color w:val="D4D4D4"/>
-          <w:sz w:val="16"/>
-        </w:rPr>
-        <w:t>)</w:t>
-      </w:r>
-      <w:r>
-        <w:rPr>
-          <w:rFonts w:ascii="Consolas" w:hAnsi="Consolas" w:eastAsia="Consolas"/>
-          <w:color w:val="D4D4D4"/>
-          <w:sz w:val="16"/>
-        </w:rPr>
-        <w:t xml:space="preserve"> </w:t>
-      </w:r>
-      <w:r>
-        <w:rPr>
-          <w:rFonts w:ascii="Consolas" w:hAnsi="Consolas" w:eastAsia="Consolas"/>
-          <w:color w:val="D4D4D4"/>
-          <w:sz w:val="16"/>
-        </w:rPr>
-        <w:t>{</w:t>
-      </w:r>
-      <w:r>
-        <w:rPr>
-          <w:rFonts w:ascii="Consolas" w:hAnsi="Consolas" w:eastAsia="Consolas"/>
-          <w:color w:val="D4D4D4"/>
-          <w:sz w:val="16"/>
-        </w:rPr>
-        <w:t>}</w:t>
-      </w:r>
-      <w:r>
-        <w:rPr>
-          <w:rFonts w:ascii="Consolas" w:hAnsi="Consolas" w:eastAsia="Consolas"/>
-          <w:color w:val="D4D4D4"/>
-          <w:sz w:val="16"/>
-        </w:rPr>
-        <w:br/>
-        <w:br/>
-        <w:t xml:space="preserve">    </w:t>
-      </w:r>
-      <w:r>
-        <w:rPr>
-          <w:rFonts w:ascii="Consolas" w:hAnsi="Consolas" w:eastAsia="Consolas"/>
-          <w:color w:val="569CD6"/>
-          <w:sz w:val="16"/>
-        </w:rPr>
-        <w:t>public</w:t>
-      </w:r>
-      <w:r>
-        <w:rPr>
-          <w:rFonts w:ascii="Consolas" w:hAnsi="Consolas" w:eastAsia="Consolas"/>
-          <w:color w:val="D4D4D4"/>
-          <w:sz w:val="16"/>
-        </w:rPr>
-        <w:t xml:space="preserve"> </w:t>
-      </w:r>
-      <w:r>
-        <w:rPr>
-          <w:rFonts w:ascii="Consolas" w:hAnsi="Consolas" w:eastAsia="Consolas"/>
-          <w:color w:val="569CD6"/>
-          <w:sz w:val="16"/>
-        </w:rPr>
-        <w:t>function</w:t>
-      </w:r>
-      <w:r>
-        <w:rPr>
-          <w:rFonts w:ascii="Consolas" w:hAnsi="Consolas" w:eastAsia="Consolas"/>
-          <w:color w:val="D4D4D4"/>
-          <w:sz w:val="16"/>
-        </w:rPr>
-        <w:t xml:space="preserve"> </w:t>
-      </w:r>
-      <w:r>
-        <w:rPr>
-          <w:rFonts w:ascii="Consolas" w:hAnsi="Consolas" w:eastAsia="Consolas"/>
-          <w:color w:val="DCDCAA"/>
-          <w:sz w:val="16"/>
-        </w:rPr>
-        <w:t>query</w:t>
-      </w:r>
-      <w:r>
-        <w:rPr>
-          <w:rFonts w:ascii="Consolas" w:hAnsi="Consolas" w:eastAsia="Consolas"/>
-          <w:color w:val="D4D4D4"/>
-          <w:sz w:val="16"/>
-        </w:rPr>
-        <w:t>(</w:t>
-      </w:r>
-      <w:r>
-        <w:rPr>
-          <w:rFonts w:ascii="Consolas" w:hAnsi="Consolas" w:eastAsia="Consolas"/>
-          <w:color w:val="D4D4D4"/>
-          <w:sz w:val="16"/>
-        </w:rPr>
-        <w:t>)</w:t>
-      </w:r>
-      <w:r>
-        <w:rPr>
-          <w:rFonts w:ascii="Consolas" w:hAnsi="Consolas" w:eastAsia="Consolas"/>
-          <w:color w:val="D4D4D4"/>
-          <w:sz w:val="16"/>
-        </w:rPr>
-        <w:t>:</w:t>
-      </w:r>
-      <w:r>
-        <w:rPr>
-          <w:rFonts w:ascii="Consolas" w:hAnsi="Consolas" w:eastAsia="Consolas"/>
-          <w:color w:val="D4D4D4"/>
-          <w:sz w:val="16"/>
-        </w:rPr>
-        <w:t xml:space="preserve"> </w:t>
-      </w:r>
-      <w:r>
-        <w:rPr>
-          <w:rFonts w:ascii="Consolas" w:hAnsi="Consolas" w:eastAsia="Consolas"/>
-          <w:color w:val="4EC9B0"/>
-          <w:sz w:val="16"/>
-        </w:rPr>
-        <w:t>Builder</w:t>
-      </w:r>
-      <w:r>
-        <w:rPr>
-          <w:rFonts w:ascii="Consolas" w:hAnsi="Consolas" w:eastAsia="Consolas"/>
-          <w:color w:val="D4D4D4"/>
-          <w:sz w:val="16"/>
-        </w:rPr>
-        <w:br/>
-        <w:t xml:space="preserve">    </w:t>
-      </w:r>
-      <w:r>
-        <w:rPr>
-          <w:rFonts w:ascii="Consolas" w:hAnsi="Consolas" w:eastAsia="Consolas"/>
-          <w:color w:val="D4D4D4"/>
-          <w:sz w:val="16"/>
-        </w:rPr>
-        <w:t>{</w:t>
-      </w:r>
-      <w:r>
-        <w:rPr>
-          <w:rFonts w:ascii="Consolas" w:hAnsi="Consolas" w:eastAsia="Consolas"/>
-          <w:color w:val="D4D4D4"/>
-          <w:sz w:val="16"/>
-        </w:rPr>
-        <w:br/>
-        <w:t xml:space="preserve">        </w:t>
-      </w:r>
-      <w:r>
-        <w:rPr>
-          <w:rFonts w:ascii="Consolas" w:hAnsi="Consolas" w:eastAsia="Consolas"/>
-          <w:color w:val="569CD6"/>
-          <w:sz w:val="16"/>
-        </w:rPr>
-        <w:t>return</w:t>
-      </w:r>
-      <w:r>
-        <w:rPr>
-          <w:rFonts w:ascii="Consolas" w:hAnsi="Consolas" w:eastAsia="Consolas"/>
-          <w:color w:val="D4D4D4"/>
-          <w:sz w:val="16"/>
-        </w:rPr>
-        <w:t xml:space="preserve"> </w:t>
-      </w:r>
-      <w:r>
-        <w:rPr>
-          <w:rFonts w:ascii="Consolas" w:hAnsi="Consolas" w:eastAsia="Consolas"/>
-          <w:color w:val="4EC9B0"/>
-          <w:sz w:val="16"/>
-        </w:rPr>
-        <w:t>TenantOrder</w:t>
-      </w:r>
-      <w:r>
-        <w:rPr>
-          <w:rFonts w:ascii="Consolas" w:hAnsi="Consolas" w:eastAsia="Consolas"/>
-          <w:color w:val="D4D4D4"/>
-          <w:sz w:val="16"/>
-        </w:rPr>
-        <w:t>:</w:t>
-      </w:r>
-      <w:r>
-        <w:rPr>
-          <w:rFonts w:ascii="Consolas" w:hAnsi="Consolas" w:eastAsia="Consolas"/>
-          <w:color w:val="D4D4D4"/>
-          <w:sz w:val="16"/>
-        </w:rPr>
-        <w:t>:</w:t>
-      </w:r>
-      <w:r>
-        <w:rPr>
-          <w:rFonts w:ascii="Consolas" w:hAnsi="Consolas" w:eastAsia="Consolas"/>
-          <w:color w:val="DCDCAA"/>
-          <w:sz w:val="16"/>
-        </w:rPr>
-        <w:t>query</w:t>
-      </w:r>
-      <w:r>
-        <w:rPr>
-          <w:rFonts w:ascii="Consolas" w:hAnsi="Consolas" w:eastAsia="Consolas"/>
-          <w:color w:val="D4D4D4"/>
-          <w:sz w:val="16"/>
-        </w:rPr>
-        <w:t>(</w:t>
-      </w:r>
-      <w:r>
-        <w:rPr>
-          <w:rFonts w:ascii="Consolas" w:hAnsi="Consolas" w:eastAsia="Consolas"/>
-          <w:color w:val="D4D4D4"/>
-          <w:sz w:val="16"/>
-        </w:rPr>
-        <w:t>)</w:t>
-      </w:r>
-      <w:r>
-        <w:rPr>
-          <w:rFonts w:ascii="Consolas" w:hAnsi="Consolas" w:eastAsia="Consolas"/>
-          <w:color w:val="D4D4D4"/>
-          <w:sz w:val="16"/>
-        </w:rPr>
-        <w:br/>
-        <w:t xml:space="preserve">            </w:t>
-      </w:r>
-      <w:r>
-        <w:rPr>
-          <w:rFonts w:ascii="Consolas" w:hAnsi="Consolas" w:eastAsia="Consolas"/>
-          <w:color w:val="D4D4D4"/>
-          <w:sz w:val="16"/>
-        </w:rPr>
-        <w:t>-</w:t>
-      </w:r>
-      <w:r>
-        <w:rPr>
-          <w:rFonts w:ascii="Consolas" w:hAnsi="Consolas" w:eastAsia="Consolas"/>
-          <w:color w:val="D4D4D4"/>
-          <w:sz w:val="16"/>
-        </w:rPr>
-        <w:t>&gt;</w:t>
-      </w:r>
-      <w:r>
-        <w:rPr>
-          <w:rFonts w:ascii="Consolas" w:hAnsi="Consolas" w:eastAsia="Consolas"/>
-          <w:color w:val="DCDCAA"/>
-          <w:sz w:val="16"/>
-        </w:rPr>
-        <w:t>where</w:t>
-      </w:r>
-      <w:r>
-        <w:rPr>
-          <w:rFonts w:ascii="Consolas" w:hAnsi="Consolas" w:eastAsia="Consolas"/>
-          <w:color w:val="D4D4D4"/>
-          <w:sz w:val="16"/>
-        </w:rPr>
-        <w:t>(</w:t>
-      </w:r>
-      <w:r>
-        <w:rPr>
-          <w:rFonts w:ascii="Consolas" w:hAnsi="Consolas" w:eastAsia="Consolas"/>
-          <w:color w:val="CE9178"/>
-          <w:sz w:val="16"/>
-        </w:rPr>
-        <w:t>'tenant_id'</w:t>
-      </w:r>
-      <w:r>
-        <w:rPr>
-          <w:rFonts w:ascii="Consolas" w:hAnsi="Consolas" w:eastAsia="Consolas"/>
-          <w:color w:val="D4D4D4"/>
-          <w:sz w:val="16"/>
-        </w:rPr>
-        <w:t>,</w:t>
-      </w:r>
-      <w:r>
-        <w:rPr>
-          <w:rFonts w:ascii="Consolas" w:hAnsi="Consolas" w:eastAsia="Consolas"/>
-          <w:color w:val="D4D4D4"/>
-          <w:sz w:val="16"/>
-        </w:rPr>
-        <w:t xml:space="preserve"> </w:t>
-      </w:r>
-      <w:r>
-        <w:rPr>
-          <w:rFonts w:ascii="Consolas" w:hAnsi="Consolas" w:eastAsia="Consolas"/>
-          <w:color w:val="9CDCFE"/>
-          <w:sz w:val="16"/>
-        </w:rPr>
-        <w:t>$this</w:t>
-      </w:r>
-      <w:r>
-        <w:rPr>
-          <w:rFonts w:ascii="Consolas" w:hAnsi="Consolas" w:eastAsia="Consolas"/>
-          <w:color w:val="D4D4D4"/>
-          <w:sz w:val="16"/>
-        </w:rPr>
-        <w:t>-</w:t>
-      </w:r>
-      <w:r>
-        <w:rPr>
-          <w:rFonts w:ascii="Consolas" w:hAnsi="Consolas" w:eastAsia="Consolas"/>
-          <w:color w:val="D4D4D4"/>
-          <w:sz w:val="16"/>
-        </w:rPr>
-        <w:t>&gt;</w:t>
-      </w:r>
-      <w:r>
-        <w:rPr>
-          <w:rFonts w:ascii="Consolas" w:hAnsi="Consolas" w:eastAsia="Consolas"/>
-          <w:color w:val="D4D4D4"/>
-          <w:sz w:val="16"/>
-        </w:rPr>
-        <w:t>tenantId</w:t>
-      </w:r>
-      <w:r>
-        <w:rPr>
-          <w:rFonts w:ascii="Consolas" w:hAnsi="Consolas" w:eastAsia="Consolas"/>
-          <w:color w:val="D4D4D4"/>
-          <w:sz w:val="16"/>
-        </w:rPr>
-        <w:t>)</w:t>
-      </w:r>
-      <w:r>
-        <w:rPr>
-          <w:rFonts w:ascii="Consolas" w:hAnsi="Consolas" w:eastAsia="Consolas"/>
-          <w:color w:val="D4D4D4"/>
-          <w:sz w:val="16"/>
-        </w:rPr>
-        <w:br/>
-        <w:t xml:space="preserve">            </w:t>
-      </w:r>
-      <w:r>
-        <w:rPr>
-          <w:rFonts w:ascii="Consolas" w:hAnsi="Consolas" w:eastAsia="Consolas"/>
-          <w:color w:val="D4D4D4"/>
-          <w:sz w:val="16"/>
-        </w:rPr>
-        <w:t>-</w:t>
-      </w:r>
-      <w:r>
-        <w:rPr>
-          <w:rFonts w:ascii="Consolas" w:hAnsi="Consolas" w:eastAsia="Consolas"/>
-          <w:color w:val="D4D4D4"/>
-          <w:sz w:val="16"/>
-        </w:rPr>
-        <w:t>&gt;</w:t>
-      </w:r>
-      <w:r>
-        <w:rPr>
-          <w:rFonts w:ascii="Consolas" w:hAnsi="Consolas" w:eastAsia="Consolas"/>
-          <w:color w:val="DCDCAA"/>
-          <w:sz w:val="16"/>
-        </w:rPr>
-        <w:t>where</w:t>
-      </w:r>
-      <w:r>
-        <w:rPr>
-          <w:rFonts w:ascii="Consolas" w:hAnsi="Consolas" w:eastAsia="Consolas"/>
-          <w:color w:val="D4D4D4"/>
-          <w:sz w:val="16"/>
-        </w:rPr>
-        <w:t>(</w:t>
-      </w:r>
-      <w:r>
-        <w:rPr>
-          <w:rFonts w:ascii="Consolas" w:hAnsi="Consolas" w:eastAsia="Consolas"/>
-          <w:color w:val="CE9178"/>
-          <w:sz w:val="16"/>
-        </w:rPr>
-        <w:t>'created_at'</w:t>
-      </w:r>
-      <w:r>
-        <w:rPr>
-          <w:rFonts w:ascii="Consolas" w:hAnsi="Consolas" w:eastAsia="Consolas"/>
-          <w:color w:val="D4D4D4"/>
-          <w:sz w:val="16"/>
-        </w:rPr>
-        <w:t>,</w:t>
-      </w:r>
-      <w:r>
-        <w:rPr>
-          <w:rFonts w:ascii="Consolas" w:hAnsi="Consolas" w:eastAsia="Consolas"/>
-          <w:color w:val="D4D4D4"/>
-          <w:sz w:val="16"/>
-        </w:rPr>
-        <w:t xml:space="preserve"> </w:t>
-      </w:r>
-      <w:r>
-        <w:rPr>
-          <w:rFonts w:ascii="Consolas" w:hAnsi="Consolas" w:eastAsia="Consolas"/>
-          <w:color w:val="CE9178"/>
-          <w:sz w:val="16"/>
-        </w:rPr>
-        <w:t>'&gt;='</w:t>
-      </w:r>
-      <w:r>
-        <w:rPr>
-          <w:rFonts w:ascii="Consolas" w:hAnsi="Consolas" w:eastAsia="Consolas"/>
-          <w:color w:val="D4D4D4"/>
-          <w:sz w:val="16"/>
-        </w:rPr>
-        <w:t>,</w:t>
-      </w:r>
-      <w:r>
-        <w:rPr>
-          <w:rFonts w:ascii="Consolas" w:hAnsi="Consolas" w:eastAsia="Consolas"/>
-          <w:color w:val="D4D4D4"/>
-          <w:sz w:val="16"/>
-        </w:rPr>
-        <w:t xml:space="preserve"> </w:t>
-      </w:r>
-      <w:r>
-        <w:rPr>
-          <w:rFonts w:ascii="Consolas" w:hAnsi="Consolas" w:eastAsia="Consolas"/>
-          <w:color w:val="9CDCFE"/>
-          <w:sz w:val="16"/>
-        </w:rPr>
-        <w:t>$this</w:t>
-      </w:r>
-      <w:r>
-        <w:rPr>
-          <w:rFonts w:ascii="Consolas" w:hAnsi="Consolas" w:eastAsia="Consolas"/>
-          <w:color w:val="D4D4D4"/>
-          <w:sz w:val="16"/>
-        </w:rPr>
-        <w:t>-</w:t>
-      </w:r>
-      <w:r>
-        <w:rPr>
-          <w:rFonts w:ascii="Consolas" w:hAnsi="Consolas" w:eastAsia="Consolas"/>
-          <w:color w:val="D4D4D4"/>
-          <w:sz w:val="16"/>
-        </w:rPr>
-        <w:t>&gt;</w:t>
-      </w:r>
-      <w:r>
-        <w:rPr>
-          <w:rFonts w:ascii="Consolas" w:hAnsi="Consolas" w:eastAsia="Consolas"/>
-          <w:color w:val="D4D4D4"/>
-          <w:sz w:val="16"/>
-        </w:rPr>
-        <w:t>fromUtc</w:t>
-      </w:r>
-      <w:r>
-        <w:rPr>
-          <w:rFonts w:ascii="Consolas" w:hAnsi="Consolas" w:eastAsia="Consolas"/>
-          <w:color w:val="D4D4D4"/>
-          <w:sz w:val="16"/>
-        </w:rPr>
-        <w:t>)</w:t>
-      </w:r>
-      <w:r>
-        <w:rPr>
-          <w:rFonts w:ascii="Consolas" w:hAnsi="Consolas" w:eastAsia="Consolas"/>
-          <w:color w:val="D4D4D4"/>
-          <w:sz w:val="16"/>
-        </w:rPr>
-        <w:br/>
-        <w:t xml:space="preserve">            </w:t>
-      </w:r>
-      <w:r>
-        <w:rPr>
-          <w:rFonts w:ascii="Consolas" w:hAnsi="Consolas" w:eastAsia="Consolas"/>
-          <w:color w:val="D4D4D4"/>
-          <w:sz w:val="16"/>
-        </w:rPr>
-        <w:t>-</w:t>
-      </w:r>
-      <w:r>
-        <w:rPr>
-          <w:rFonts w:ascii="Consolas" w:hAnsi="Consolas" w:eastAsia="Consolas"/>
-          <w:color w:val="D4D4D4"/>
-          <w:sz w:val="16"/>
-        </w:rPr>
-        <w:t>&gt;</w:t>
-      </w:r>
-      <w:r>
-        <w:rPr>
-          <w:rFonts w:ascii="Consolas" w:hAnsi="Consolas" w:eastAsia="Consolas"/>
-          <w:color w:val="DCDCAA"/>
-          <w:sz w:val="16"/>
-        </w:rPr>
-        <w:t>where</w:t>
-      </w:r>
-      <w:r>
-        <w:rPr>
-          <w:rFonts w:ascii="Consolas" w:hAnsi="Consolas" w:eastAsia="Consolas"/>
-          <w:color w:val="D4D4D4"/>
-          <w:sz w:val="16"/>
-        </w:rPr>
-        <w:t>(</w:t>
-      </w:r>
-      <w:r>
-        <w:rPr>
-          <w:rFonts w:ascii="Consolas" w:hAnsi="Consolas" w:eastAsia="Consolas"/>
-          <w:color w:val="CE9178"/>
-          <w:sz w:val="16"/>
-        </w:rPr>
-        <w:t>'created_at'</w:t>
-      </w:r>
-      <w:r>
-        <w:rPr>
-          <w:rFonts w:ascii="Consolas" w:hAnsi="Consolas" w:eastAsia="Consolas"/>
-          <w:color w:val="D4D4D4"/>
-          <w:sz w:val="16"/>
-        </w:rPr>
-        <w:t>,</w:t>
-      </w:r>
-      <w:r>
-        <w:rPr>
-          <w:rFonts w:ascii="Consolas" w:hAnsi="Consolas" w:eastAsia="Consolas"/>
-          <w:color w:val="D4D4D4"/>
-          <w:sz w:val="16"/>
-        </w:rPr>
-        <w:t xml:space="preserve"> </w:t>
-      </w:r>
-      <w:r>
-        <w:rPr>
-          <w:rFonts w:ascii="Consolas" w:hAnsi="Consolas" w:eastAsia="Consolas"/>
-          <w:color w:val="CE9178"/>
-          <w:sz w:val="16"/>
-        </w:rPr>
-        <w:t>'&lt;'</w:t>
-      </w:r>
-      <w:r>
-        <w:rPr>
-          <w:rFonts w:ascii="Consolas" w:hAnsi="Consolas" w:eastAsia="Consolas"/>
-          <w:color w:val="D4D4D4"/>
-          <w:sz w:val="16"/>
-        </w:rPr>
-        <w:t>,</w:t>
-      </w:r>
-      <w:r>
-        <w:rPr>
-          <w:rFonts w:ascii="Consolas" w:hAnsi="Consolas" w:eastAsia="Consolas"/>
-          <w:color w:val="D4D4D4"/>
-          <w:sz w:val="16"/>
-        </w:rPr>
-        <w:t xml:space="preserve"> </w:t>
-      </w:r>
-      <w:r>
-        <w:rPr>
-          <w:rFonts w:ascii="Consolas" w:hAnsi="Consolas" w:eastAsia="Consolas"/>
-          <w:color w:val="9CDCFE"/>
-          <w:sz w:val="16"/>
-        </w:rPr>
-        <w:t>$this</w:t>
-      </w:r>
-      <w:r>
-        <w:rPr>
-          <w:rFonts w:ascii="Consolas" w:hAnsi="Consolas" w:eastAsia="Consolas"/>
-          <w:color w:val="D4D4D4"/>
-          <w:sz w:val="16"/>
-        </w:rPr>
-        <w:t>-</w:t>
-      </w:r>
-      <w:r>
-        <w:rPr>
-          <w:rFonts w:ascii="Consolas" w:hAnsi="Consolas" w:eastAsia="Consolas"/>
-          <w:color w:val="D4D4D4"/>
-          <w:sz w:val="16"/>
-        </w:rPr>
-        <w:t>&gt;</w:t>
-      </w:r>
-      <w:r>
-        <w:rPr>
-          <w:rFonts w:ascii="Consolas" w:hAnsi="Consolas" w:eastAsia="Consolas"/>
-          <w:color w:val="D4D4D4"/>
-          <w:sz w:val="16"/>
-        </w:rPr>
-        <w:t>untilUtc</w:t>
-      </w:r>
-      <w:r>
-        <w:rPr>
-          <w:rFonts w:ascii="Consolas" w:hAnsi="Consolas" w:eastAsia="Consolas"/>
-          <w:color w:val="D4D4D4"/>
-          <w:sz w:val="16"/>
-        </w:rPr>
-        <w:t>)</w:t>
-      </w:r>
-      <w:r>
-        <w:rPr>
-          <w:rFonts w:ascii="Consolas" w:hAnsi="Consolas" w:eastAsia="Consolas"/>
-          <w:color w:val="D4D4D4"/>
-          <w:sz w:val="16"/>
-        </w:rPr>
-        <w:t>;</w:t>
-      </w:r>
-      <w:r>
-        <w:rPr>
-          <w:rFonts w:ascii="Consolas" w:hAnsi="Consolas" w:eastAsia="Consolas"/>
-          <w:color w:val="D4D4D4"/>
-          <w:sz w:val="16"/>
-        </w:rPr>
-        <w:br/>
-        <w:t xml:space="preserve">    </w:t>
-      </w:r>
-      <w:r>
-        <w:rPr>
-          <w:rFonts w:ascii="Consolas" w:hAnsi="Consolas" w:eastAsia="Consolas"/>
-          <w:color w:val="D4D4D4"/>
-          <w:sz w:val="16"/>
-        </w:rPr>
-        <w:t>}</w:t>
-      </w:r>
-      <w:r>
-        <w:rPr>
-          <w:rFonts w:ascii="Consolas" w:hAnsi="Consolas" w:eastAsia="Consolas"/>
-          <w:color w:val="D4D4D4"/>
-          <w:sz w:val="16"/>
-        </w:rPr>
-        <w:br/>
-        <w:br/>
-        <w:t xml:space="preserve">    </w:t>
-      </w:r>
-      <w:r>
-        <w:rPr>
-          <w:rFonts w:ascii="Consolas" w:hAnsi="Consolas" w:eastAsia="Consolas"/>
-          <w:color w:val="569CD6"/>
-          <w:sz w:val="16"/>
-        </w:rPr>
-        <w:t>public</w:t>
-      </w:r>
-      <w:r>
-        <w:rPr>
-          <w:rFonts w:ascii="Consolas" w:hAnsi="Consolas" w:eastAsia="Consolas"/>
-          <w:color w:val="D4D4D4"/>
-          <w:sz w:val="16"/>
-        </w:rPr>
-        <w:t xml:space="preserve"> </w:t>
-      </w:r>
-      <w:r>
-        <w:rPr>
-          <w:rFonts w:ascii="Consolas" w:hAnsi="Consolas" w:eastAsia="Consolas"/>
-          <w:color w:val="569CD6"/>
-          <w:sz w:val="16"/>
-        </w:rPr>
-        <w:t>function</w:t>
-      </w:r>
-      <w:r>
-        <w:rPr>
-          <w:rFonts w:ascii="Consolas" w:hAnsi="Consolas" w:eastAsia="Consolas"/>
-          <w:color w:val="D4D4D4"/>
-          <w:sz w:val="16"/>
-        </w:rPr>
-        <w:t xml:space="preserve"> </w:t>
-      </w:r>
-      <w:r>
-        <w:rPr>
-          <w:rFonts w:ascii="Consolas" w:hAnsi="Consolas" w:eastAsia="Consolas"/>
-          <w:color w:val="DCDCAA"/>
-          <w:sz w:val="16"/>
-        </w:rPr>
-        <w:t>headings</w:t>
-      </w:r>
-      <w:r>
-        <w:rPr>
-          <w:rFonts w:ascii="Consolas" w:hAnsi="Consolas" w:eastAsia="Consolas"/>
-          <w:color w:val="D4D4D4"/>
-          <w:sz w:val="16"/>
-        </w:rPr>
-        <w:t>(</w:t>
-      </w:r>
-      <w:r>
-        <w:rPr>
-          <w:rFonts w:ascii="Consolas" w:hAnsi="Consolas" w:eastAsia="Consolas"/>
-          <w:color w:val="D4D4D4"/>
-          <w:sz w:val="16"/>
-        </w:rPr>
-        <w:t>)</w:t>
-      </w:r>
-      <w:r>
-        <w:rPr>
-          <w:rFonts w:ascii="Consolas" w:hAnsi="Consolas" w:eastAsia="Consolas"/>
-          <w:color w:val="D4D4D4"/>
-          <w:sz w:val="16"/>
-        </w:rPr>
-        <w:t>:</w:t>
-      </w:r>
-      <w:r>
-        <w:rPr>
-          <w:rFonts w:ascii="Consolas" w:hAnsi="Consolas" w:eastAsia="Consolas"/>
-          <w:color w:val="D4D4D4"/>
-          <w:sz w:val="16"/>
-        </w:rPr>
-        <w:t xml:space="preserve"> </w:t>
-      </w:r>
-      <w:r>
-        <w:rPr>
-          <w:rFonts w:ascii="Consolas" w:hAnsi="Consolas" w:eastAsia="Consolas"/>
-          <w:color w:val="569CD6"/>
-          <w:sz w:val="16"/>
-        </w:rPr>
-        <w:t>array</w:t>
-      </w:r>
-      <w:r>
-        <w:rPr>
-          <w:rFonts w:ascii="Consolas" w:hAnsi="Consolas" w:eastAsia="Consolas"/>
-          <w:color w:val="D4D4D4"/>
-          <w:sz w:val="16"/>
-        </w:rPr>
-        <w:br/>
-        <w:t xml:space="preserve">    </w:t>
-      </w:r>
-      <w:r>
-        <w:rPr>
-          <w:rFonts w:ascii="Consolas" w:hAnsi="Consolas" w:eastAsia="Consolas"/>
-          <w:color w:val="D4D4D4"/>
-          <w:sz w:val="16"/>
-        </w:rPr>
-        <w:t>{</w:t>
-      </w:r>
-      <w:r>
-        <w:rPr>
-          <w:rFonts w:ascii="Consolas" w:hAnsi="Consolas" w:eastAsia="Consolas"/>
-          <w:color w:val="D4D4D4"/>
-          <w:sz w:val="16"/>
-        </w:rPr>
-        <w:br/>
-        <w:t xml:space="preserve">        </w:t>
-      </w:r>
-      <w:r>
-        <w:rPr>
-          <w:rFonts w:ascii="Consolas" w:hAnsi="Consolas" w:eastAsia="Consolas"/>
-          <w:color w:val="569CD6"/>
-          <w:sz w:val="16"/>
-        </w:rPr>
-        <w:t>return</w:t>
-      </w:r>
-      <w:r>
-        <w:rPr>
-          <w:rFonts w:ascii="Consolas" w:hAnsi="Consolas" w:eastAsia="Consolas"/>
-          <w:color w:val="D4D4D4"/>
-          <w:sz w:val="16"/>
-        </w:rPr>
-        <w:t xml:space="preserve"> </w:t>
-      </w:r>
-      <w:r>
-        <w:rPr>
-          <w:rFonts w:ascii="Consolas" w:hAnsi="Consolas" w:eastAsia="Consolas"/>
-          <w:color w:val="D4D4D4"/>
-          <w:sz w:val="16"/>
-        </w:rPr>
-        <w:t>[</w:t>
-      </w:r>
-      <w:r>
-        <w:rPr>
-          <w:rFonts w:ascii="Consolas" w:hAnsi="Consolas" w:eastAsia="Consolas"/>
-          <w:color w:val="CE9178"/>
-          <w:sz w:val="16"/>
-        </w:rPr>
-        <w:t>'Order'</w:t>
-      </w:r>
-      <w:r>
-        <w:rPr>
-          <w:rFonts w:ascii="Consolas" w:hAnsi="Consolas" w:eastAsia="Consolas"/>
-          <w:color w:val="D4D4D4"/>
-          <w:sz w:val="16"/>
-        </w:rPr>
-        <w:t>,</w:t>
-      </w:r>
-      <w:r>
-        <w:rPr>
-          <w:rFonts w:ascii="Consolas" w:hAnsi="Consolas" w:eastAsia="Consolas"/>
-          <w:color w:val="D4D4D4"/>
-          <w:sz w:val="16"/>
-        </w:rPr>
-        <w:t xml:space="preserve"> </w:t>
-      </w:r>
-      <w:r>
-        <w:rPr>
-          <w:rFonts w:ascii="Consolas" w:hAnsi="Consolas" w:eastAsia="Consolas"/>
-          <w:color w:val="CE9178"/>
-          <w:sz w:val="16"/>
-        </w:rPr>
-        <w:t>'Gross'</w:t>
-      </w:r>
-      <w:r>
-        <w:rPr>
-          <w:rFonts w:ascii="Consolas" w:hAnsi="Consolas" w:eastAsia="Consolas"/>
-          <w:color w:val="D4D4D4"/>
-          <w:sz w:val="16"/>
-        </w:rPr>
-        <w:t>,</w:t>
-      </w:r>
-      <w:r>
-        <w:rPr>
-          <w:rFonts w:ascii="Consolas" w:hAnsi="Consolas" w:eastAsia="Consolas"/>
-          <w:color w:val="D4D4D4"/>
-          <w:sz w:val="16"/>
-        </w:rPr>
-        <w:t xml:space="preserve"> </w:t>
-      </w:r>
-      <w:r>
-        <w:rPr>
-          <w:rFonts w:ascii="Consolas" w:hAnsi="Consolas" w:eastAsia="Consolas"/>
-          <w:color w:val="CE9178"/>
-          <w:sz w:val="16"/>
-        </w:rPr>
-        <w:t>'Commission'</w:t>
-      </w:r>
-      <w:r>
-        <w:rPr>
-          <w:rFonts w:ascii="Consolas" w:hAnsi="Consolas" w:eastAsia="Consolas"/>
-          <w:color w:val="D4D4D4"/>
-          <w:sz w:val="16"/>
-        </w:rPr>
-        <w:t>,</w:t>
-      </w:r>
-      <w:r>
-        <w:rPr>
-          <w:rFonts w:ascii="Consolas" w:hAnsi="Consolas" w:eastAsia="Consolas"/>
-          <w:color w:val="D4D4D4"/>
-          <w:sz w:val="16"/>
-        </w:rPr>
-        <w:t xml:space="preserve"> </w:t>
-      </w:r>
-      <w:r>
-        <w:rPr>
-          <w:rFonts w:ascii="Consolas" w:hAnsi="Consolas" w:eastAsia="Consolas"/>
-          <w:color w:val="CE9178"/>
-          <w:sz w:val="16"/>
-        </w:rPr>
-        <w:t>'Net'</w:t>
-      </w:r>
-      <w:r>
-        <w:rPr>
-          <w:rFonts w:ascii="Consolas" w:hAnsi="Consolas" w:eastAsia="Consolas"/>
-          <w:color w:val="D4D4D4"/>
-          <w:sz w:val="16"/>
-        </w:rPr>
-        <w:t>]</w:t>
-      </w:r>
-      <w:r>
-        <w:rPr>
-          <w:rFonts w:ascii="Consolas" w:hAnsi="Consolas" w:eastAsia="Consolas"/>
-          <w:color w:val="D4D4D4"/>
-          <w:sz w:val="16"/>
-        </w:rPr>
-        <w:t>;</w:t>
-      </w:r>
-      <w:r>
-        <w:rPr>
-          <w:rFonts w:ascii="Consolas" w:hAnsi="Consolas" w:eastAsia="Consolas"/>
-          <w:color w:val="D4D4D4"/>
-          <w:sz w:val="16"/>
-        </w:rPr>
-        <w:br/>
-        <w:t xml:space="preserve">    </w:t>
-      </w:r>
-      <w:r>
-        <w:rPr>
-          <w:rFonts w:ascii="Consolas" w:hAnsi="Consolas" w:eastAsia="Consolas"/>
-          <w:color w:val="D4D4D4"/>
-          <w:sz w:val="16"/>
-        </w:rPr>
-        <w:t>}</w:t>
-      </w:r>
-      <w:r>
-        <w:rPr>
-          <w:rFonts w:ascii="Consolas" w:hAnsi="Consolas" w:eastAsia="Consolas"/>
-          <w:color w:val="D4D4D4"/>
-          <w:sz w:val="16"/>
-        </w:rPr>
-        <w:br/>
-      </w:r>
-      <w:r>
-        <w:rPr>
-          <w:rFonts w:ascii="Consolas" w:hAnsi="Consolas" w:eastAsia="Consolas"/>
-          <w:color w:val="D4D4D4"/>
-          <w:sz w:val="16"/>
-        </w:rPr>
-        <w:t>}</w:t>
+        <w:t xml:space="preserve">}</w:t>
       </w:r>
     </w:p>
     <w:p>
       <w:pPr>
         <w:pStyle w:val="CodeHeader"/>
-        <w:shd w:fill="2D2D30"/>
         <w:keepNext/>
         <w:pBdr>
-          <w:left w:val="single" w:sz="4" w:space="8" w:color="2D2D30"/>
+          <w:left w:val="single" w:sz="12" w:space="8" w:color="B8DDE0"/>
         </w:pBdr>
+        <w:shd w:val="clear" w:color="auto" w:fill="E4EAED"/>
       </w:pPr>
       <w:r>
-        <w:t>LANDASAN TEKNIS — app/Queries/TenantSalesReport.php   •   PHP</w:t>
+        <w:rPr>
+          <w:rFonts w:ascii="Consolas" w:hAnsi="Consolas"/>
+          <w:b/>
+          <w:color w:val="262626"/>
+          <w:sz w:val="16"/>
+        </w:rPr>
+        <w:t xml:space="preserve">LANDASAN TEKNIS — app/Queries/TenantSalesReport.php   •   PHP</w:t>
       </w:r>
     </w:p>
     <w:p>
       <w:pPr>
         <w:pStyle w:val="CodeBlock"/>
-        <w:shd w:fill="1E1E1E"/>
         <w:keepLines/>
         <w:pBdr>
-          <w:left w:val="single" w:sz="4" w:space="8" w:color="1E1E1E"/>
+          <w:left w:val="single" w:sz="12" w:space="8" w:color="B8DDE0"/>
         </w:pBdr>
+        <w:shd w:val="clear" w:color="auto" w:fill="F2F3F7"/>
       </w:pPr>
       <w:r>
         <w:rPr>
-          <w:rFonts w:ascii="Consolas" w:hAnsi="Consolas" w:eastAsia="Consolas"/>
-          <w:color w:val="569CD6"/>
+          <w:rFonts w:ascii="Consolas" w:hAnsi="Consolas"/>
+          <w:b/>
+          <w:color w:val="000080"/>
           <w:sz w:val="16"/>
         </w:rPr>
-        <w:t>return</w:t>
-      </w:r>
-      <w:r>
-        <w:rPr>
-          <w:rFonts w:ascii="Consolas" w:hAnsi="Consolas" w:eastAsia="Consolas"/>
-          <w:color w:val="D4D4D4"/>
+        <w:t xml:space="preserve">return</w:t>
+      </w:r>
+      <w:r>
+        <w:rPr>
+          <w:rFonts w:ascii="Consolas" w:hAnsi="Consolas"/>
+          <w:color w:val="262626"/>
           <w:sz w:val="16"/>
         </w:rPr>
         <w:t xml:space="preserve"> </w:t>
       </w:r>
       <w:r>
         <w:rPr>
-          <w:rFonts w:ascii="Consolas" w:hAnsi="Consolas" w:eastAsia="Consolas"/>
-          <w:color w:val="4EC9B0"/>
+          <w:rFonts w:ascii="Consolas" w:hAnsi="Consolas"/>
+          <w:color w:val="267F99"/>
           <w:sz w:val="16"/>
         </w:rPr>
-        <w:t>TenantOrder</w:t>
-      </w:r>
-      <w:r>
-        <w:rPr>
-          <w:rFonts w:ascii="Consolas" w:hAnsi="Consolas" w:eastAsia="Consolas"/>
-          <w:color w:val="D4D4D4"/>
+        <w:t xml:space="preserve">TenantOrder</w:t>
+      </w:r>
+      <w:r>
+        <w:rPr>
+          <w:rFonts w:ascii="Consolas" w:hAnsi="Consolas"/>
+          <w:color w:val="262626"/>
           <w:sz w:val="16"/>
         </w:rPr>
-        <w:t>:</w:t>
-      </w:r>
-      <w:r>
-        <w:rPr>
-          <w:rFonts w:ascii="Consolas" w:hAnsi="Consolas" w:eastAsia="Consolas"/>
-          <w:color w:val="D4D4D4"/>
+        <w:t xml:space="preserve">::</w:t>
+      </w:r>
+      <w:r>
+        <w:rPr>
+          <w:rFonts w:ascii="Consolas" w:hAnsi="Consolas"/>
+          <w:color w:val="795E26"/>
           <w:sz w:val="16"/>
         </w:rPr>
-        <w:t>:</w:t>
-      </w:r>
-      <w:r>
-        <w:rPr>
-          <w:rFonts w:ascii="Consolas" w:hAnsi="Consolas" w:eastAsia="Consolas"/>
-          <w:color w:val="DCDCAA"/>
+        <w:t xml:space="preserve">query</w:t>
+      </w:r>
+      <w:r>
+        <w:rPr>
+          <w:rFonts w:ascii="Consolas" w:hAnsi="Consolas"/>
+          <w:color w:val="262626"/>
           <w:sz w:val="16"/>
         </w:rPr>
-        <w:t>query</w:t>
-      </w:r>
-      <w:r>
-        <w:rPr>
-          <w:rFonts w:ascii="Consolas" w:hAnsi="Consolas" w:eastAsia="Consolas"/>
-          <w:color w:val="D4D4D4"/>
+        <w:t xml:space="preserve">()</w:t>
+      </w:r>
+      <w:r>
+        <w:br/>
+      </w:r>
+      <w:r>
+        <w:rPr>
+          <w:rFonts w:ascii="Consolas" w:hAnsi="Consolas"/>
+          <w:color w:val="262626"/>
           <w:sz w:val="16"/>
         </w:rPr>
-        <w:t>(</w:t>
-      </w:r>
-      <w:r>
-        <w:rPr>
-          <w:rFonts w:ascii="Consolas" w:hAnsi="Consolas" w:eastAsia="Consolas"/>
-          <w:color w:val="D4D4D4"/>
+        <w:t xml:space="preserve">    -&gt;</w:t>
+      </w:r>
+      <w:r>
+        <w:rPr>
+          <w:rFonts w:ascii="Consolas" w:hAnsi="Consolas"/>
+          <w:color w:val="795E26"/>
           <w:sz w:val="16"/>
         </w:rPr>
-        <w:t>)</w:t>
-      </w:r>
-      <w:r>
-        <w:rPr>
-          <w:rFonts w:ascii="Consolas" w:hAnsi="Consolas" w:eastAsia="Consolas"/>
-          <w:color w:val="D4D4D4"/>
+        <w:t xml:space="preserve">where</w:t>
+      </w:r>
+      <w:r>
+        <w:rPr>
+          <w:rFonts w:ascii="Consolas" w:hAnsi="Consolas"/>
+          <w:color w:val="262626"/>
           <w:sz w:val="16"/>
         </w:rPr>
+        <w:t xml:space="preserve">(</w:t>
+      </w:r>
+      <w:r>
+        <w:rPr>
+          <w:rFonts w:ascii="Consolas" w:hAnsi="Consolas"/>
+          <w:color w:val="00733B"/>
+          <w:sz w:val="16"/>
+        </w:rPr>
+        <w:t xml:space="preserve">'tenant_id'</w:t>
+      </w:r>
+      <w:r>
+        <w:rPr>
+          <w:rFonts w:ascii="Consolas" w:hAnsi="Consolas"/>
+          <w:color w:val="262626"/>
+          <w:sz w:val="16"/>
+        </w:rPr>
+        <w:t xml:space="preserve">, </w:t>
+      </w:r>
+      <w:r>
+        <w:rPr>
+          <w:rFonts w:ascii="Consolas" w:hAnsi="Consolas"/>
+          <w:color w:val="660E7A"/>
+          <w:sz w:val="16"/>
+        </w:rPr>
+        <w:t xml:space="preserve">$tenantId</w:t>
+      </w:r>
+      <w:r>
+        <w:rPr>
+          <w:rFonts w:ascii="Consolas" w:hAnsi="Consolas"/>
+          <w:color w:val="262626"/>
+          <w:sz w:val="16"/>
+        </w:rPr>
+        <w:t xml:space="preserve">)</w:t>
+      </w:r>
+      <w:r>
         <w:br/>
-        <w:t xml:space="preserve">    </w:t>
-      </w:r>
-      <w:r>
-        <w:rPr>
-          <w:rFonts w:ascii="Consolas" w:hAnsi="Consolas" w:eastAsia="Consolas"/>
-          <w:color w:val="D4D4D4"/>
+      </w:r>
+      <w:r>
+        <w:rPr>
+          <w:rFonts w:ascii="Consolas" w:hAnsi="Consolas"/>
+          <w:color w:val="262626"/>
           <w:sz w:val="16"/>
         </w:rPr>
-        <w:t>-</w:t>
-      </w:r>
-      <w:r>
-        <w:rPr>
-          <w:rFonts w:ascii="Consolas" w:hAnsi="Consolas" w:eastAsia="Consolas"/>
-          <w:color w:val="D4D4D4"/>
+        <w:t xml:space="preserve">    -&gt;</w:t>
+      </w:r>
+      <w:r>
+        <w:rPr>
+          <w:rFonts w:ascii="Consolas" w:hAnsi="Consolas"/>
+          <w:color w:val="795E26"/>
           <w:sz w:val="16"/>
         </w:rPr>
-        <w:t>&gt;</w:t>
-      </w:r>
-      <w:r>
-        <w:rPr>
-          <w:rFonts w:ascii="Consolas" w:hAnsi="Consolas" w:eastAsia="Consolas"/>
-          <w:color w:val="DCDCAA"/>
+        <w:t xml:space="preserve">whereHas</w:t>
+      </w:r>
+      <w:r>
+        <w:rPr>
+          <w:rFonts w:ascii="Consolas" w:hAnsi="Consolas"/>
+          <w:color w:val="262626"/>
           <w:sz w:val="16"/>
         </w:rPr>
-        <w:t>where</w:t>
-      </w:r>
-      <w:r>
-        <w:rPr>
-          <w:rFonts w:ascii="Consolas" w:hAnsi="Consolas" w:eastAsia="Consolas"/>
-          <w:color w:val="D4D4D4"/>
+        <w:t xml:space="preserve">(</w:t>
+      </w:r>
+      <w:r>
+        <w:rPr>
+          <w:rFonts w:ascii="Consolas" w:hAnsi="Consolas"/>
+          <w:color w:val="00733B"/>
           <w:sz w:val="16"/>
         </w:rPr>
-        <w:t>(</w:t>
-      </w:r>
-      <w:r>
-        <w:rPr>
-          <w:rFonts w:ascii="Consolas" w:hAnsi="Consolas" w:eastAsia="Consolas"/>
-          <w:color w:val="CE9178"/>
+        <w:t xml:space="preserve">'order'</w:t>
+      </w:r>
+      <w:r>
+        <w:rPr>
+          <w:rFonts w:ascii="Consolas" w:hAnsi="Consolas"/>
+          <w:color w:val="262626"/>
           <w:sz w:val="16"/>
         </w:rPr>
-        <w:t>'tenant_id'</w:t>
-      </w:r>
-      <w:r>
-        <w:rPr>
-          <w:rFonts w:ascii="Consolas" w:hAnsi="Consolas" w:eastAsia="Consolas"/>
-          <w:color w:val="D4D4D4"/>
+        <w:t xml:space="preserve">, </w:t>
+      </w:r>
+      <w:r>
+        <w:rPr>
+          <w:rFonts w:ascii="Consolas" w:hAnsi="Consolas"/>
+          <w:b/>
+          <w:color w:val="000080"/>
           <w:sz w:val="16"/>
         </w:rPr>
-        <w:t>,</w:t>
-      </w:r>
-      <w:r>
-        <w:rPr>
-          <w:rFonts w:ascii="Consolas" w:hAnsi="Consolas" w:eastAsia="Consolas"/>
-          <w:color w:val="D4D4D4"/>
+        <w:t xml:space="preserve">fn</w:t>
+      </w:r>
+      <w:r>
+        <w:rPr>
+          <w:rFonts w:ascii="Consolas" w:hAnsi="Consolas"/>
+          <w:color w:val="262626"/>
           <w:sz w:val="16"/>
         </w:rPr>
+        <w:t xml:space="preserve"> (</w:t>
+      </w:r>
+      <w:r>
+        <w:rPr>
+          <w:rFonts w:ascii="Consolas" w:hAnsi="Consolas"/>
+          <w:color w:val="267F99"/>
+          <w:sz w:val="16"/>
+        </w:rPr>
+        <w:t xml:space="preserve">Builder</w:t>
+      </w:r>
+      <w:r>
+        <w:rPr>
+          <w:rFonts w:ascii="Consolas" w:hAnsi="Consolas"/>
+          <w:color w:val="262626"/>
+          <w:sz w:val="16"/>
+        </w:rPr>
         <w:t xml:space="preserve"> </w:t>
       </w:r>
       <w:r>
         <w:rPr>
-          <w:rFonts w:ascii="Consolas" w:hAnsi="Consolas" w:eastAsia="Consolas"/>
-          <w:color w:val="9CDCFE"/>
+          <w:rFonts w:ascii="Consolas" w:hAnsi="Consolas"/>
+          <w:color w:val="660E7A"/>
           <w:sz w:val="16"/>
         </w:rPr>
-        <w:t>$tenantId</w:t>
-      </w:r>
-      <w:r>
-        <w:rPr>
-          <w:rFonts w:ascii="Consolas" w:hAnsi="Consolas" w:eastAsia="Consolas"/>
-          <w:color w:val="D4D4D4"/>
+        <w:t xml:space="preserve">$query</w:t>
+      </w:r>
+      <w:r>
+        <w:rPr>
+          <w:rFonts w:ascii="Consolas" w:hAnsi="Consolas"/>
+          <w:color w:val="262626"/>
           <w:sz w:val="16"/>
         </w:rPr>
-        <w:t>)</w:t>
-      </w:r>
-      <w:r>
-        <w:rPr>
-          <w:rFonts w:ascii="Consolas" w:hAnsi="Consolas" w:eastAsia="Consolas"/>
-          <w:color w:val="D4D4D4"/>
+        <w:t xml:space="preserve">) =&gt; </w:t>
+      </w:r>
+      <w:r>
+        <w:rPr>
+          <w:rFonts w:ascii="Consolas" w:hAnsi="Consolas"/>
+          <w:color w:val="660E7A"/>
           <w:sz w:val="16"/>
         </w:rPr>
+        <w:t xml:space="preserve">$query</w:t>
+      </w:r>
+      <w:r>
         <w:br/>
-        <w:t xml:space="preserve">    </w:t>
-      </w:r>
-      <w:r>
-        <w:rPr>
-          <w:rFonts w:ascii="Consolas" w:hAnsi="Consolas" w:eastAsia="Consolas"/>
-          <w:color w:val="D4D4D4"/>
+      </w:r>
+      <w:r>
+        <w:rPr>
+          <w:rFonts w:ascii="Consolas" w:hAnsi="Consolas"/>
+          <w:color w:val="262626"/>
           <w:sz w:val="16"/>
         </w:rPr>
-        <w:t>-</w:t>
-      </w:r>
-      <w:r>
-        <w:rPr>
-          <w:rFonts w:ascii="Consolas" w:hAnsi="Consolas" w:eastAsia="Consolas"/>
-          <w:color w:val="D4D4D4"/>
+        <w:t xml:space="preserve">        -&gt;</w:t>
+      </w:r>
+      <w:r>
+        <w:rPr>
+          <w:rFonts w:ascii="Consolas" w:hAnsi="Consolas"/>
+          <w:color w:val="795E26"/>
           <w:sz w:val="16"/>
         </w:rPr>
-        <w:t>&gt;</w:t>
-      </w:r>
-      <w:r>
-        <w:rPr>
-          <w:rFonts w:ascii="Consolas" w:hAnsi="Consolas" w:eastAsia="Consolas"/>
-          <w:color w:val="DCDCAA"/>
+        <w:t xml:space="preserve">where</w:t>
+      </w:r>
+      <w:r>
+        <w:rPr>
+          <w:rFonts w:ascii="Consolas" w:hAnsi="Consolas"/>
+          <w:color w:val="262626"/>
           <w:sz w:val="16"/>
         </w:rPr>
-        <w:t>whereHas</w:t>
-      </w:r>
-      <w:r>
-        <w:rPr>
-          <w:rFonts w:ascii="Consolas" w:hAnsi="Consolas" w:eastAsia="Consolas"/>
-          <w:color w:val="D4D4D4"/>
+        <w:t xml:space="preserve">(</w:t>
+      </w:r>
+      <w:r>
+        <w:rPr>
+          <w:rFonts w:ascii="Consolas" w:hAnsi="Consolas"/>
+          <w:color w:val="00733B"/>
           <w:sz w:val="16"/>
         </w:rPr>
-        <w:t>(</w:t>
-      </w:r>
-      <w:r>
-        <w:rPr>
-          <w:rFonts w:ascii="Consolas" w:hAnsi="Consolas" w:eastAsia="Consolas"/>
-          <w:color w:val="CE9178"/>
+        <w:t xml:space="preserve">'status'</w:t>
+      </w:r>
+      <w:r>
+        <w:rPr>
+          <w:rFonts w:ascii="Consolas" w:hAnsi="Consolas"/>
+          <w:color w:val="262626"/>
           <w:sz w:val="16"/>
         </w:rPr>
-        <w:t>'order'</w:t>
-      </w:r>
-      <w:r>
-        <w:rPr>
-          <w:rFonts w:ascii="Consolas" w:hAnsi="Consolas" w:eastAsia="Consolas"/>
-          <w:color w:val="D4D4D4"/>
+        <w:t xml:space="preserve">, </w:t>
+      </w:r>
+      <w:r>
+        <w:rPr>
+          <w:rFonts w:ascii="Consolas" w:hAnsi="Consolas"/>
+          <w:color w:val="00733B"/>
           <w:sz w:val="16"/>
         </w:rPr>
-        <w:t>,</w:t>
-      </w:r>
-      <w:r>
-        <w:rPr>
-          <w:rFonts w:ascii="Consolas" w:hAnsi="Consolas" w:eastAsia="Consolas"/>
-          <w:color w:val="D4D4D4"/>
+        <w:t xml:space="preserve">'paid'</w:t>
+      </w:r>
+      <w:r>
+        <w:rPr>
+          <w:rFonts w:ascii="Consolas" w:hAnsi="Consolas"/>
+          <w:color w:val="262626"/>
           <w:sz w:val="16"/>
         </w:rPr>
-        <w:t xml:space="preserve"> </w:t>
-      </w:r>
-      <w:r>
-        <w:rPr>
-          <w:rFonts w:ascii="Consolas" w:hAnsi="Consolas" w:eastAsia="Consolas"/>
-          <w:color w:val="569CD6"/>
+        <w:t xml:space="preserve">))</w:t>
+      </w:r>
+      <w:r>
+        <w:br/>
+      </w:r>
+      <w:r>
+        <w:rPr>
+          <w:rFonts w:ascii="Consolas" w:hAnsi="Consolas"/>
+          <w:color w:val="262626"/>
           <w:sz w:val="16"/>
         </w:rPr>
-        <w:t>fn</w:t>
-      </w:r>
-      <w:r>
-        <w:rPr>
-          <w:rFonts w:ascii="Consolas" w:hAnsi="Consolas" w:eastAsia="Consolas"/>
-          <w:color w:val="D4D4D4"/>
+        <w:t xml:space="preserve">    -&gt;</w:t>
+      </w:r>
+      <w:r>
+        <w:rPr>
+          <w:rFonts w:ascii="Consolas" w:hAnsi="Consolas"/>
+          <w:color w:val="795E26"/>
           <w:sz w:val="16"/>
         </w:rPr>
-        <w:t xml:space="preserve"> </w:t>
-      </w:r>
-      <w:r>
-        <w:rPr>
-          <w:rFonts w:ascii="Consolas" w:hAnsi="Consolas" w:eastAsia="Consolas"/>
-          <w:color w:val="D4D4D4"/>
+        <w:t xml:space="preserve">whereBetween</w:t>
+      </w:r>
+      <w:r>
+        <w:rPr>
+          <w:rFonts w:ascii="Consolas" w:hAnsi="Consolas"/>
+          <w:color w:val="262626"/>
           <w:sz w:val="16"/>
         </w:rPr>
-        <w:t>(</w:t>
-      </w:r>
-      <w:r>
-        <w:rPr>
-          <w:rFonts w:ascii="Consolas" w:hAnsi="Consolas" w:eastAsia="Consolas"/>
-          <w:color w:val="4EC9B0"/>
+        <w:t xml:space="preserve">(</w:t>
+      </w:r>
+      <w:r>
+        <w:rPr>
+          <w:rFonts w:ascii="Consolas" w:hAnsi="Consolas"/>
+          <w:color w:val="00733B"/>
           <w:sz w:val="16"/>
         </w:rPr>
-        <w:t>Builder</w:t>
-      </w:r>
-      <w:r>
-        <w:rPr>
-          <w:rFonts w:ascii="Consolas" w:hAnsi="Consolas" w:eastAsia="Consolas"/>
-          <w:color w:val="D4D4D4"/>
+        <w:t xml:space="preserve">'created_at'</w:t>
+      </w:r>
+      <w:r>
+        <w:rPr>
+          <w:rFonts w:ascii="Consolas" w:hAnsi="Consolas"/>
+          <w:color w:val="262626"/>
           <w:sz w:val="16"/>
         </w:rPr>
-        <w:t xml:space="preserve"> </w:t>
-      </w:r>
-      <w:r>
-        <w:rPr>
-          <w:rFonts w:ascii="Consolas" w:hAnsi="Consolas" w:eastAsia="Consolas"/>
-          <w:color w:val="9CDCFE"/>
+        <w:t xml:space="preserve">, [</w:t>
+      </w:r>
+      <w:r>
+        <w:rPr>
+          <w:rFonts w:ascii="Consolas" w:hAnsi="Consolas"/>
+          <w:color w:val="660E7A"/>
           <w:sz w:val="16"/>
         </w:rPr>
-        <w:t>$query</w:t>
-      </w:r>
-      <w:r>
-        <w:rPr>
-          <w:rFonts w:ascii="Consolas" w:hAnsi="Consolas" w:eastAsia="Consolas"/>
-          <w:color w:val="D4D4D4"/>
+        <w:t xml:space="preserve">$fromUtc</w:t>
+      </w:r>
+      <w:r>
+        <w:rPr>
+          <w:rFonts w:ascii="Consolas" w:hAnsi="Consolas"/>
+          <w:color w:val="262626"/>
           <w:sz w:val="16"/>
         </w:rPr>
-        <w:t>)</w:t>
-      </w:r>
-      <w:r>
-        <w:rPr>
-          <w:rFonts w:ascii="Consolas" w:hAnsi="Consolas" w:eastAsia="Consolas"/>
-          <w:color w:val="D4D4D4"/>
+        <w:t xml:space="preserve">, </w:t>
+      </w:r>
+      <w:r>
+        <w:rPr>
+          <w:rFonts w:ascii="Consolas" w:hAnsi="Consolas"/>
+          <w:color w:val="660E7A"/>
           <w:sz w:val="16"/>
         </w:rPr>
-        <w:t xml:space="preserve"> </w:t>
-      </w:r>
-      <w:r>
-        <w:rPr>
-          <w:rFonts w:ascii="Consolas" w:hAnsi="Consolas" w:eastAsia="Consolas"/>
-          <w:color w:val="D4D4D4"/>
+        <w:t xml:space="preserve">$untilUtc</w:t>
+      </w:r>
+      <w:r>
+        <w:rPr>
+          <w:rFonts w:ascii="Consolas" w:hAnsi="Consolas"/>
+          <w:color w:val="262626"/>
           <w:sz w:val="16"/>
         </w:rPr>
-        <w:t>=</w:t>
-      </w:r>
-      <w:r>
-        <w:rPr>
-          <w:rFonts w:ascii="Consolas" w:hAnsi="Consolas" w:eastAsia="Consolas"/>
-          <w:color w:val="D4D4D4"/>
+        <w:t xml:space="preserve">])</w:t>
+      </w:r>
+      <w:r>
+        <w:br/>
+      </w:r>
+      <w:r>
+        <w:rPr>
+          <w:rFonts w:ascii="Consolas" w:hAnsi="Consolas"/>
+          <w:color w:val="262626"/>
           <w:sz w:val="16"/>
         </w:rPr>
-        <w:t>&gt;</w:t>
-      </w:r>
-      <w:r>
-        <w:rPr>
-          <w:rFonts w:ascii="Consolas" w:hAnsi="Consolas" w:eastAsia="Consolas"/>
-          <w:color w:val="D4D4D4"/>
+        <w:t xml:space="preserve">    -&gt;</w:t>
+      </w:r>
+      <w:r>
+        <w:rPr>
+          <w:rFonts w:ascii="Consolas" w:hAnsi="Consolas"/>
+          <w:color w:val="795E26"/>
           <w:sz w:val="16"/>
         </w:rPr>
-        <w:t xml:space="preserve"> </w:t>
-      </w:r>
-      <w:r>
-        <w:rPr>
-          <w:rFonts w:ascii="Consolas" w:hAnsi="Consolas" w:eastAsia="Consolas"/>
-          <w:color w:val="9CDCFE"/>
+        <w:t xml:space="preserve">selectRaw</w:t>
+      </w:r>
+      <w:r>
+        <w:rPr>
+          <w:rFonts w:ascii="Consolas" w:hAnsi="Consolas"/>
+          <w:color w:val="262626"/>
           <w:sz w:val="16"/>
         </w:rPr>
-        <w:t>$query</w:t>
-      </w:r>
-      <w:r>
-        <w:rPr>
-          <w:rFonts w:ascii="Consolas" w:hAnsi="Consolas" w:eastAsia="Consolas"/>
-          <w:color w:val="D4D4D4"/>
+        <w:t xml:space="preserve">(</w:t>
+      </w:r>
+      <w:r>
+        <w:rPr>
+          <w:rFonts w:ascii="Consolas" w:hAnsi="Consolas"/>
+          <w:color w:val="00733B"/>
           <w:sz w:val="16"/>
         </w:rPr>
+        <w:t xml:space="preserve">'DATE(created_at) AS report_date'</w:t>
+      </w:r>
+      <w:r>
+        <w:rPr>
+          <w:rFonts w:ascii="Consolas" w:hAnsi="Consolas"/>
+          <w:color w:val="262626"/>
+          <w:sz w:val="16"/>
+        </w:rPr>
+        <w:t xml:space="preserve">)</w:t>
+      </w:r>
+      <w:r>
         <w:br/>
-        <w:t xml:space="preserve">        </w:t>
-      </w:r>
-      <w:r>
-        <w:rPr>
-          <w:rFonts w:ascii="Consolas" w:hAnsi="Consolas" w:eastAsia="Consolas"/>
-          <w:color w:val="D4D4D4"/>
+      </w:r>
+      <w:r>
+        <w:rPr>
+          <w:rFonts w:ascii="Consolas" w:hAnsi="Consolas"/>
+          <w:color w:val="262626"/>
           <w:sz w:val="16"/>
         </w:rPr>
-        <w:t>-</w:t>
-      </w:r>
-      <w:r>
-        <w:rPr>
-          <w:rFonts w:ascii="Consolas" w:hAnsi="Consolas" w:eastAsia="Consolas"/>
-          <w:color w:val="D4D4D4"/>
+        <w:t xml:space="preserve">    -&gt;</w:t>
+      </w:r>
+      <w:r>
+        <w:rPr>
+          <w:rFonts w:ascii="Consolas" w:hAnsi="Consolas"/>
+          <w:color w:val="795E26"/>
           <w:sz w:val="16"/>
         </w:rPr>
-        <w:t>&gt;</w:t>
-      </w:r>
-      <w:r>
-        <w:rPr>
-          <w:rFonts w:ascii="Consolas" w:hAnsi="Consolas" w:eastAsia="Consolas"/>
-          <w:color w:val="DCDCAA"/>
+        <w:t xml:space="preserve">selectRaw</w:t>
+      </w:r>
+      <w:r>
+        <w:rPr>
+          <w:rFonts w:ascii="Consolas" w:hAnsi="Consolas"/>
+          <w:color w:val="262626"/>
           <w:sz w:val="16"/>
         </w:rPr>
-        <w:t>where</w:t>
-      </w:r>
-      <w:r>
-        <w:rPr>
-          <w:rFonts w:ascii="Consolas" w:hAnsi="Consolas" w:eastAsia="Consolas"/>
-          <w:color w:val="D4D4D4"/>
+        <w:t xml:space="preserve">(</w:t>
+      </w:r>
+      <w:r>
+        <w:rPr>
+          <w:rFonts w:ascii="Consolas" w:hAnsi="Consolas"/>
+          <w:color w:val="00733B"/>
           <w:sz w:val="16"/>
         </w:rPr>
-        <w:t>(</w:t>
-      </w:r>
-      <w:r>
-        <w:rPr>
-          <w:rFonts w:ascii="Consolas" w:hAnsi="Consolas" w:eastAsia="Consolas"/>
-          <w:color w:val="CE9178"/>
+        <w:t xml:space="preserve">'SUM(subtotal) AS gross_amount'</w:t>
+      </w:r>
+      <w:r>
+        <w:rPr>
+          <w:rFonts w:ascii="Consolas" w:hAnsi="Consolas"/>
+          <w:color w:val="262626"/>
           <w:sz w:val="16"/>
         </w:rPr>
-        <w:t>'status'</w:t>
-      </w:r>
-      <w:r>
-        <w:rPr>
-          <w:rFonts w:ascii="Consolas" w:hAnsi="Consolas" w:eastAsia="Consolas"/>
-          <w:color w:val="D4D4D4"/>
+        <w:t xml:space="preserve">)</w:t>
+      </w:r>
+      <w:r>
+        <w:br/>
+      </w:r>
+      <w:r>
+        <w:rPr>
+          <w:rFonts w:ascii="Consolas" w:hAnsi="Consolas"/>
+          <w:color w:val="262626"/>
           <w:sz w:val="16"/>
         </w:rPr>
-        <w:t>,</w:t>
-      </w:r>
-      <w:r>
-        <w:rPr>
-          <w:rFonts w:ascii="Consolas" w:hAnsi="Consolas" w:eastAsia="Consolas"/>
-          <w:color w:val="D4D4D4"/>
+        <w:t xml:space="preserve">    -&gt;</w:t>
+      </w:r>
+      <w:r>
+        <w:rPr>
+          <w:rFonts w:ascii="Consolas" w:hAnsi="Consolas"/>
+          <w:color w:val="795E26"/>
           <w:sz w:val="16"/>
         </w:rPr>
-        <w:t xml:space="preserve"> </w:t>
-      </w:r>
-      <w:r>
-        <w:rPr>
-          <w:rFonts w:ascii="Consolas" w:hAnsi="Consolas" w:eastAsia="Consolas"/>
-          <w:color w:val="CE9178"/>
+        <w:t xml:space="preserve">selectRaw</w:t>
+      </w:r>
+      <w:r>
+        <w:rPr>
+          <w:rFonts w:ascii="Consolas" w:hAnsi="Consolas"/>
+          <w:color w:val="262626"/>
           <w:sz w:val="16"/>
         </w:rPr>
-        <w:t>'paid'</w:t>
-      </w:r>
-      <w:r>
-        <w:rPr>
-          <w:rFonts w:ascii="Consolas" w:hAnsi="Consolas" w:eastAsia="Consolas"/>
-          <w:color w:val="D4D4D4"/>
+        <w:t xml:space="preserve">(</w:t>
+      </w:r>
+      <w:r>
+        <w:rPr>
+          <w:rFonts w:ascii="Consolas" w:hAnsi="Consolas"/>
+          <w:color w:val="00733B"/>
           <w:sz w:val="16"/>
         </w:rPr>
-        <w:t>)</w:t>
-      </w:r>
-      <w:r>
-        <w:rPr>
-          <w:rFonts w:ascii="Consolas" w:hAnsi="Consolas" w:eastAsia="Consolas"/>
-          <w:color w:val="D4D4D4"/>
+        <w:t xml:space="preserve">'SUM(subtotal - net_amount) AS commission_amount'</w:t>
+      </w:r>
+      <w:r>
+        <w:rPr>
+          <w:rFonts w:ascii="Consolas" w:hAnsi="Consolas"/>
+          <w:color w:val="262626"/>
           <w:sz w:val="16"/>
         </w:rPr>
-        <w:t>)</w:t>
-      </w:r>
-      <w:r>
-        <w:rPr>
-          <w:rFonts w:ascii="Consolas" w:hAnsi="Consolas" w:eastAsia="Consolas"/>
-          <w:color w:val="D4D4D4"/>
+        <w:t xml:space="preserve">)</w:t>
+      </w:r>
+      <w:r>
+        <w:br/>
+      </w:r>
+      <w:r>
+        <w:rPr>
+          <w:rFonts w:ascii="Consolas" w:hAnsi="Consolas"/>
+          <w:color w:val="262626"/>
           <w:sz w:val="16"/>
         </w:rPr>
+        <w:t xml:space="preserve">    -&gt;</w:t>
+      </w:r>
+      <w:r>
+        <w:rPr>
+          <w:rFonts w:ascii="Consolas" w:hAnsi="Consolas"/>
+          <w:color w:val="795E26"/>
+          <w:sz w:val="16"/>
+        </w:rPr>
+        <w:t xml:space="preserve">selectRaw</w:t>
+      </w:r>
+      <w:r>
+        <w:rPr>
+          <w:rFonts w:ascii="Consolas" w:hAnsi="Consolas"/>
+          <w:color w:val="262626"/>
+          <w:sz w:val="16"/>
+        </w:rPr>
+        <w:t xml:space="preserve">(</w:t>
+      </w:r>
+      <w:r>
+        <w:rPr>
+          <w:rFonts w:ascii="Consolas" w:hAnsi="Consolas"/>
+          <w:color w:val="00733B"/>
+          <w:sz w:val="16"/>
+        </w:rPr>
+        <w:t xml:space="preserve">'SUM(net_amount) AS net_amount'</w:t>
+      </w:r>
+      <w:r>
+        <w:rPr>
+          <w:rFonts w:ascii="Consolas" w:hAnsi="Consolas"/>
+          <w:color w:val="262626"/>
+          <w:sz w:val="16"/>
+        </w:rPr>
+        <w:t xml:space="preserve">)</w:t>
+      </w:r>
+      <w:r>
         <w:br/>
-        <w:t xml:space="preserve">    </w:t>
-      </w:r>
-      <w:r>
-        <w:rPr>
-          <w:rFonts w:ascii="Consolas" w:hAnsi="Consolas" w:eastAsia="Consolas"/>
-          <w:color w:val="D4D4D4"/>
+      </w:r>
+      <w:r>
+        <w:rPr>
+          <w:rFonts w:ascii="Consolas" w:hAnsi="Consolas"/>
+          <w:color w:val="262626"/>
           <w:sz w:val="16"/>
         </w:rPr>
-        <w:t>-</w:t>
-      </w:r>
-      <w:r>
-        <w:rPr>
-          <w:rFonts w:ascii="Consolas" w:hAnsi="Consolas" w:eastAsia="Consolas"/>
-          <w:color w:val="D4D4D4"/>
+        <w:t xml:space="preserve">    -&gt;</w:t>
+      </w:r>
+      <w:r>
+        <w:rPr>
+          <w:rFonts w:ascii="Consolas" w:hAnsi="Consolas"/>
+          <w:color w:val="795E26"/>
           <w:sz w:val="16"/>
         </w:rPr>
-        <w:t>&gt;</w:t>
-      </w:r>
-      <w:r>
-        <w:rPr>
-          <w:rFonts w:ascii="Consolas" w:hAnsi="Consolas" w:eastAsia="Consolas"/>
-          <w:color w:val="DCDCAA"/>
+        <w:t xml:space="preserve">groupByRaw</w:t>
+      </w:r>
+      <w:r>
+        <w:rPr>
+          <w:rFonts w:ascii="Consolas" w:hAnsi="Consolas"/>
+          <w:color w:val="262626"/>
           <w:sz w:val="16"/>
         </w:rPr>
-        <w:t>whereBetween</w:t>
-      </w:r>
-      <w:r>
-        <w:rPr>
-          <w:rFonts w:ascii="Consolas" w:hAnsi="Consolas" w:eastAsia="Consolas"/>
-          <w:color w:val="D4D4D4"/>
+        <w:t xml:space="preserve">(</w:t>
+      </w:r>
+      <w:r>
+        <w:rPr>
+          <w:rFonts w:ascii="Consolas" w:hAnsi="Consolas"/>
+          <w:color w:val="00733B"/>
           <w:sz w:val="16"/>
         </w:rPr>
-        <w:t>(</w:t>
-      </w:r>
-      <w:r>
-        <w:rPr>
-          <w:rFonts w:ascii="Consolas" w:hAnsi="Consolas" w:eastAsia="Consolas"/>
-          <w:color w:val="CE9178"/>
+        <w:t xml:space="preserve">'DATE(created_at)'</w:t>
+      </w:r>
+      <w:r>
+        <w:rPr>
+          <w:rFonts w:ascii="Consolas" w:hAnsi="Consolas"/>
+          <w:color w:val="262626"/>
           <w:sz w:val="16"/>
         </w:rPr>
-        <w:t>'created_at'</w:t>
-      </w:r>
-      <w:r>
-        <w:rPr>
-          <w:rFonts w:ascii="Consolas" w:hAnsi="Consolas" w:eastAsia="Consolas"/>
-          <w:color w:val="D4D4D4"/>
+        <w:t xml:space="preserve">)</w:t>
+      </w:r>
+      <w:r>
+        <w:br/>
+      </w:r>
+      <w:r>
+        <w:rPr>
+          <w:rFonts w:ascii="Consolas" w:hAnsi="Consolas"/>
+          <w:color w:val="262626"/>
           <w:sz w:val="16"/>
         </w:rPr>
-        <w:t>,</w:t>
-      </w:r>
-      <w:r>
-        <w:rPr>
-          <w:rFonts w:ascii="Consolas" w:hAnsi="Consolas" w:eastAsia="Consolas"/>
-          <w:color w:val="D4D4D4"/>
+        <w:t xml:space="preserve">    -&gt;</w:t>
+      </w:r>
+      <w:r>
+        <w:rPr>
+          <w:rFonts w:ascii="Consolas" w:hAnsi="Consolas"/>
+          <w:color w:val="795E26"/>
           <w:sz w:val="16"/>
         </w:rPr>
-        <w:t xml:space="preserve"> </w:t>
-      </w:r>
-      <w:r>
-        <w:rPr>
-          <w:rFonts w:ascii="Consolas" w:hAnsi="Consolas" w:eastAsia="Consolas"/>
-          <w:color w:val="D4D4D4"/>
+        <w:t xml:space="preserve">orderBy</w:t>
+      </w:r>
+      <w:r>
+        <w:rPr>
+          <w:rFonts w:ascii="Consolas" w:hAnsi="Consolas"/>
+          <w:color w:val="262626"/>
           <w:sz w:val="16"/>
         </w:rPr>
-        <w:t>[</w:t>
-      </w:r>
-      <w:r>
-        <w:rPr>
-          <w:rFonts w:ascii="Consolas" w:hAnsi="Consolas" w:eastAsia="Consolas"/>
-          <w:color w:val="9CDCFE"/>
+        <w:t xml:space="preserve">(</w:t>
+      </w:r>
+      <w:r>
+        <w:rPr>
+          <w:rFonts w:ascii="Consolas" w:hAnsi="Consolas"/>
+          <w:color w:val="00733B"/>
           <w:sz w:val="16"/>
         </w:rPr>
-        <w:t>$fromUtc</w:t>
-      </w:r>
-      <w:r>
-        <w:rPr>
-          <w:rFonts w:ascii="Consolas" w:hAnsi="Consolas" w:eastAsia="Consolas"/>
-          <w:color w:val="D4D4D4"/>
+        <w:t xml:space="preserve">'report_date'</w:t>
+      </w:r>
+      <w:r>
+        <w:rPr>
+          <w:rFonts w:ascii="Consolas" w:hAnsi="Consolas"/>
+          <w:color w:val="262626"/>
           <w:sz w:val="16"/>
         </w:rPr>
-        <w:t>,</w:t>
-      </w:r>
-      <w:r>
-        <w:rPr>
-          <w:rFonts w:ascii="Consolas" w:hAnsi="Consolas" w:eastAsia="Consolas"/>
-          <w:color w:val="D4D4D4"/>
+        <w:t xml:space="preserve">)</w:t>
+      </w:r>
+      <w:r>
+        <w:br/>
+      </w:r>
+      <w:r>
+        <w:rPr>
+          <w:rFonts w:ascii="Consolas" w:hAnsi="Consolas"/>
+          <w:color w:val="262626"/>
           <w:sz w:val="16"/>
         </w:rPr>
-        <w:t xml:space="preserve"> </w:t>
-      </w:r>
-      <w:r>
-        <w:rPr>
-          <w:rFonts w:ascii="Consolas" w:hAnsi="Consolas" w:eastAsia="Consolas"/>
-          <w:color w:val="9CDCFE"/>
+        <w:t xml:space="preserve">    -&gt;</w:t>
+      </w:r>
+      <w:r>
+        <w:rPr>
+          <w:rFonts w:ascii="Consolas" w:hAnsi="Consolas"/>
+          <w:color w:val="795E26"/>
           <w:sz w:val="16"/>
         </w:rPr>
-        <w:t>$untilUtc</w:t>
-      </w:r>
-      <w:r>
-        <w:rPr>
-          <w:rFonts w:ascii="Consolas" w:hAnsi="Consolas" w:eastAsia="Consolas"/>
-          <w:color w:val="D4D4D4"/>
+        <w:t xml:space="preserve">get</w:t>
+      </w:r>
+      <w:r>
+        <w:rPr>
+          <w:rFonts w:ascii="Consolas" w:hAnsi="Consolas"/>
+          <w:color w:val="262626"/>
           <w:sz w:val="16"/>
         </w:rPr>
-        <w:t>]</w:t>
-      </w:r>
-      <w:r>
-        <w:rPr>
-          <w:rFonts w:ascii="Consolas" w:hAnsi="Consolas" w:eastAsia="Consolas"/>
-          <w:color w:val="D4D4D4"/>
-          <w:sz w:val="16"/>
-        </w:rPr>
-        <w:t>)</w:t>
-      </w:r>
-      <w:r>
-        <w:rPr>
-          <w:rFonts w:ascii="Consolas" w:hAnsi="Consolas" w:eastAsia="Consolas"/>
-          <w:color w:val="D4D4D4"/>
-          <w:sz w:val="16"/>
-        </w:rPr>
-        <w:br/>
-        <w:t xml:space="preserve">    </w:t>
-      </w:r>
-      <w:r>
-        <w:rPr>
-          <w:rFonts w:ascii="Consolas" w:hAnsi="Consolas" w:eastAsia="Consolas"/>
-          <w:color w:val="D4D4D4"/>
-          <w:sz w:val="16"/>
-        </w:rPr>
-        <w:t>-</w:t>
-      </w:r>
-      <w:r>
-        <w:rPr>
-          <w:rFonts w:ascii="Consolas" w:hAnsi="Consolas" w:eastAsia="Consolas"/>
-          <w:color w:val="D4D4D4"/>
-          <w:sz w:val="16"/>
-        </w:rPr>
-        <w:t>&gt;</w:t>
-      </w:r>
-      <w:r>
-        <w:rPr>
-          <w:rFonts w:ascii="Consolas" w:hAnsi="Consolas" w:eastAsia="Consolas"/>
-          <w:color w:val="DCDCAA"/>
-          <w:sz w:val="16"/>
-        </w:rPr>
-        <w:t>selectRaw</w:t>
-      </w:r>
-      <w:r>
-        <w:rPr>
-          <w:rFonts w:ascii="Consolas" w:hAnsi="Consolas" w:eastAsia="Consolas"/>
-          <w:color w:val="D4D4D4"/>
-          <w:sz w:val="16"/>
-        </w:rPr>
-        <w:t>(</w:t>
-      </w:r>
-      <w:r>
-        <w:rPr>
-          <w:rFonts w:ascii="Consolas" w:hAnsi="Consolas" w:eastAsia="Consolas"/>
-          <w:color w:val="CE9178"/>
-          <w:sz w:val="16"/>
-        </w:rPr>
-        <w:t>'DATE(created_at) AS report_date'</w:t>
-      </w:r>
-      <w:r>
-        <w:rPr>
-          <w:rFonts w:ascii="Consolas" w:hAnsi="Consolas" w:eastAsia="Consolas"/>
-          <w:color w:val="D4D4D4"/>
-          <w:sz w:val="16"/>
-        </w:rPr>
-        <w:t>)</w:t>
-      </w:r>
-      <w:r>
-        <w:rPr>
-          <w:rFonts w:ascii="Consolas" w:hAnsi="Consolas" w:eastAsia="Consolas"/>
-          <w:color w:val="D4D4D4"/>
-          <w:sz w:val="16"/>
-        </w:rPr>
-        <w:br/>
-        <w:t xml:space="preserve">    </w:t>
-      </w:r>
-      <w:r>
-        <w:rPr>
-          <w:rFonts w:ascii="Consolas" w:hAnsi="Consolas" w:eastAsia="Consolas"/>
-          <w:color w:val="D4D4D4"/>
-          <w:sz w:val="16"/>
-        </w:rPr>
-        <w:t>-</w:t>
-      </w:r>
-      <w:r>
-        <w:rPr>
-          <w:rFonts w:ascii="Consolas" w:hAnsi="Consolas" w:eastAsia="Consolas"/>
-          <w:color w:val="D4D4D4"/>
-          <w:sz w:val="16"/>
-        </w:rPr>
-        <w:t>&gt;</w:t>
-      </w:r>
-      <w:r>
-        <w:rPr>
-          <w:rFonts w:ascii="Consolas" w:hAnsi="Consolas" w:eastAsia="Consolas"/>
-          <w:color w:val="DCDCAA"/>
-          <w:sz w:val="16"/>
-        </w:rPr>
-        <w:t>selectRaw</w:t>
-      </w:r>
-      <w:r>
-        <w:rPr>
-          <w:rFonts w:ascii="Consolas" w:hAnsi="Consolas" w:eastAsia="Consolas"/>
-          <w:color w:val="D4D4D4"/>
-          <w:sz w:val="16"/>
-        </w:rPr>
-        <w:t>(</w:t>
-      </w:r>
-      <w:r>
-        <w:rPr>
-          <w:rFonts w:ascii="Consolas" w:hAnsi="Consolas" w:eastAsia="Consolas"/>
-          <w:color w:val="CE9178"/>
-          <w:sz w:val="16"/>
-        </w:rPr>
-        <w:t>'SUM(subtotal) AS gross_amount'</w:t>
-      </w:r>
-      <w:r>
-        <w:rPr>
-          <w:rFonts w:ascii="Consolas" w:hAnsi="Consolas" w:eastAsia="Consolas"/>
-          <w:color w:val="D4D4D4"/>
-          <w:sz w:val="16"/>
-        </w:rPr>
-        <w:t>)</w:t>
-      </w:r>
-      <w:r>
-        <w:rPr>
-          <w:rFonts w:ascii="Consolas" w:hAnsi="Consolas" w:eastAsia="Consolas"/>
-          <w:color w:val="D4D4D4"/>
-          <w:sz w:val="16"/>
-        </w:rPr>
-        <w:br/>
-        <w:t xml:space="preserve">    </w:t>
-      </w:r>
-      <w:r>
-        <w:rPr>
-          <w:rFonts w:ascii="Consolas" w:hAnsi="Consolas" w:eastAsia="Consolas"/>
-          <w:color w:val="D4D4D4"/>
-          <w:sz w:val="16"/>
-        </w:rPr>
-        <w:t>-</w:t>
-      </w:r>
-      <w:r>
-        <w:rPr>
-          <w:rFonts w:ascii="Consolas" w:hAnsi="Consolas" w:eastAsia="Consolas"/>
-          <w:color w:val="D4D4D4"/>
-          <w:sz w:val="16"/>
-        </w:rPr>
-        <w:t>&gt;</w:t>
-      </w:r>
-      <w:r>
-        <w:rPr>
-          <w:rFonts w:ascii="Consolas" w:hAnsi="Consolas" w:eastAsia="Consolas"/>
-          <w:color w:val="DCDCAA"/>
-          <w:sz w:val="16"/>
-        </w:rPr>
-        <w:t>selectRaw</w:t>
-      </w:r>
-      <w:r>
-        <w:rPr>
-          <w:rFonts w:ascii="Consolas" w:hAnsi="Consolas" w:eastAsia="Consolas"/>
-          <w:color w:val="D4D4D4"/>
-          <w:sz w:val="16"/>
-        </w:rPr>
-        <w:t>(</w:t>
-      </w:r>
-      <w:r>
-        <w:rPr>
-          <w:rFonts w:ascii="Consolas" w:hAnsi="Consolas" w:eastAsia="Consolas"/>
-          <w:color w:val="CE9178"/>
-          <w:sz w:val="16"/>
-        </w:rPr>
-        <w:t>'SUM(subtotal - net_amount) AS commission_amount'</w:t>
-      </w:r>
-      <w:r>
-        <w:rPr>
-          <w:rFonts w:ascii="Consolas" w:hAnsi="Consolas" w:eastAsia="Consolas"/>
-          <w:color w:val="D4D4D4"/>
-          <w:sz w:val="16"/>
-        </w:rPr>
-        <w:t>)</w:t>
-      </w:r>
-      <w:r>
-        <w:rPr>
-          <w:rFonts w:ascii="Consolas" w:hAnsi="Consolas" w:eastAsia="Consolas"/>
-          <w:color w:val="D4D4D4"/>
-          <w:sz w:val="16"/>
-        </w:rPr>
-        <w:br/>
-        <w:t xml:space="preserve">    </w:t>
-      </w:r>
-      <w:r>
-        <w:rPr>
-          <w:rFonts w:ascii="Consolas" w:hAnsi="Consolas" w:eastAsia="Consolas"/>
-          <w:color w:val="D4D4D4"/>
-          <w:sz w:val="16"/>
-        </w:rPr>
-        <w:t>-</w:t>
-      </w:r>
-      <w:r>
-        <w:rPr>
-          <w:rFonts w:ascii="Consolas" w:hAnsi="Consolas" w:eastAsia="Consolas"/>
-          <w:color w:val="D4D4D4"/>
-          <w:sz w:val="16"/>
-        </w:rPr>
-        <w:t>&gt;</w:t>
-      </w:r>
-      <w:r>
-        <w:rPr>
-          <w:rFonts w:ascii="Consolas" w:hAnsi="Consolas" w:eastAsia="Consolas"/>
-          <w:color w:val="DCDCAA"/>
-          <w:sz w:val="16"/>
-        </w:rPr>
-        <w:t>selectRaw</w:t>
-      </w:r>
-      <w:r>
-        <w:rPr>
-          <w:rFonts w:ascii="Consolas" w:hAnsi="Consolas" w:eastAsia="Consolas"/>
-          <w:color w:val="D4D4D4"/>
-          <w:sz w:val="16"/>
-        </w:rPr>
-        <w:t>(</w:t>
-      </w:r>
-      <w:r>
-        <w:rPr>
-          <w:rFonts w:ascii="Consolas" w:hAnsi="Consolas" w:eastAsia="Consolas"/>
-          <w:color w:val="CE9178"/>
-          <w:sz w:val="16"/>
-        </w:rPr>
-        <w:t>'SUM(net_amount) AS net_amount'</w:t>
-      </w:r>
-      <w:r>
-        <w:rPr>
-          <w:rFonts w:ascii="Consolas" w:hAnsi="Consolas" w:eastAsia="Consolas"/>
-          <w:color w:val="D4D4D4"/>
-          <w:sz w:val="16"/>
-        </w:rPr>
-        <w:t>)</w:t>
-      </w:r>
-      <w:r>
-        <w:rPr>
-          <w:rFonts w:ascii="Consolas" w:hAnsi="Consolas" w:eastAsia="Consolas"/>
-          <w:color w:val="D4D4D4"/>
-          <w:sz w:val="16"/>
-        </w:rPr>
-        <w:br/>
-        <w:t xml:space="preserve">    </w:t>
-      </w:r>
-      <w:r>
-        <w:rPr>
-          <w:rFonts w:ascii="Consolas" w:hAnsi="Consolas" w:eastAsia="Consolas"/>
-          <w:color w:val="D4D4D4"/>
-          <w:sz w:val="16"/>
-        </w:rPr>
-        <w:t>-</w:t>
-      </w:r>
-      <w:r>
-        <w:rPr>
-          <w:rFonts w:ascii="Consolas" w:hAnsi="Consolas" w:eastAsia="Consolas"/>
-          <w:color w:val="D4D4D4"/>
-          <w:sz w:val="16"/>
-        </w:rPr>
-        <w:t>&gt;</w:t>
-      </w:r>
-      <w:r>
-        <w:rPr>
-          <w:rFonts w:ascii="Consolas" w:hAnsi="Consolas" w:eastAsia="Consolas"/>
-          <w:color w:val="DCDCAA"/>
-          <w:sz w:val="16"/>
-        </w:rPr>
-        <w:t>groupByRaw</w:t>
-      </w:r>
-      <w:r>
-        <w:rPr>
-          <w:rFonts w:ascii="Consolas" w:hAnsi="Consolas" w:eastAsia="Consolas"/>
-          <w:color w:val="D4D4D4"/>
-          <w:sz w:val="16"/>
-        </w:rPr>
-        <w:t>(</w:t>
-      </w:r>
-      <w:r>
-        <w:rPr>
-          <w:rFonts w:ascii="Consolas" w:hAnsi="Consolas" w:eastAsia="Consolas"/>
-          <w:color w:val="CE9178"/>
-          <w:sz w:val="16"/>
-        </w:rPr>
-        <w:t>'DATE(created_at)'</w:t>
-      </w:r>
-      <w:r>
-        <w:rPr>
-          <w:rFonts w:ascii="Consolas" w:hAnsi="Consolas" w:eastAsia="Consolas"/>
-          <w:color w:val="D4D4D4"/>
-          <w:sz w:val="16"/>
-        </w:rPr>
-        <w:t>)</w:t>
-      </w:r>
-      <w:r>
-        <w:rPr>
-          <w:rFonts w:ascii="Consolas" w:hAnsi="Consolas" w:eastAsia="Consolas"/>
-          <w:color w:val="D4D4D4"/>
-          <w:sz w:val="16"/>
-        </w:rPr>
-        <w:br/>
-        <w:t xml:space="preserve">    </w:t>
-      </w:r>
-      <w:r>
-        <w:rPr>
-          <w:rFonts w:ascii="Consolas" w:hAnsi="Consolas" w:eastAsia="Consolas"/>
-          <w:color w:val="D4D4D4"/>
-          <w:sz w:val="16"/>
-        </w:rPr>
-        <w:t>-</w:t>
-      </w:r>
-      <w:r>
-        <w:rPr>
-          <w:rFonts w:ascii="Consolas" w:hAnsi="Consolas" w:eastAsia="Consolas"/>
-          <w:color w:val="D4D4D4"/>
-          <w:sz w:val="16"/>
-        </w:rPr>
-        <w:t>&gt;</w:t>
-      </w:r>
-      <w:r>
-        <w:rPr>
-          <w:rFonts w:ascii="Consolas" w:hAnsi="Consolas" w:eastAsia="Consolas"/>
-          <w:color w:val="DCDCAA"/>
-          <w:sz w:val="16"/>
-        </w:rPr>
-        <w:t>orderBy</w:t>
-      </w:r>
-      <w:r>
-        <w:rPr>
-          <w:rFonts w:ascii="Consolas" w:hAnsi="Consolas" w:eastAsia="Consolas"/>
-          <w:color w:val="D4D4D4"/>
-          <w:sz w:val="16"/>
-        </w:rPr>
-        <w:t>(</w:t>
-      </w:r>
-      <w:r>
-        <w:rPr>
-          <w:rFonts w:ascii="Consolas" w:hAnsi="Consolas" w:eastAsia="Consolas"/>
-          <w:color w:val="CE9178"/>
-          <w:sz w:val="16"/>
-        </w:rPr>
-        <w:t>'report_date'</w:t>
-      </w:r>
-      <w:r>
-        <w:rPr>
-          <w:rFonts w:ascii="Consolas" w:hAnsi="Consolas" w:eastAsia="Consolas"/>
-          <w:color w:val="D4D4D4"/>
-          <w:sz w:val="16"/>
-        </w:rPr>
-        <w:t>)</w:t>
-      </w:r>
-      <w:r>
-        <w:rPr>
-          <w:rFonts w:ascii="Consolas" w:hAnsi="Consolas" w:eastAsia="Consolas"/>
-          <w:color w:val="D4D4D4"/>
-          <w:sz w:val="16"/>
-        </w:rPr>
-        <w:br/>
-        <w:t xml:space="preserve">    </w:t>
-      </w:r>
-      <w:r>
-        <w:rPr>
-          <w:rFonts w:ascii="Consolas" w:hAnsi="Consolas" w:eastAsia="Consolas"/>
-          <w:color w:val="D4D4D4"/>
-          <w:sz w:val="16"/>
-        </w:rPr>
-        <w:t>-</w:t>
-      </w:r>
-      <w:r>
-        <w:rPr>
-          <w:rFonts w:ascii="Consolas" w:hAnsi="Consolas" w:eastAsia="Consolas"/>
-          <w:color w:val="D4D4D4"/>
-          <w:sz w:val="16"/>
-        </w:rPr>
-        <w:t>&gt;</w:t>
-      </w:r>
-      <w:r>
-        <w:rPr>
-          <w:rFonts w:ascii="Consolas" w:hAnsi="Consolas" w:eastAsia="Consolas"/>
-          <w:color w:val="DCDCAA"/>
-          <w:sz w:val="16"/>
-        </w:rPr>
-        <w:t>get</w:t>
-      </w:r>
-      <w:r>
-        <w:rPr>
-          <w:rFonts w:ascii="Consolas" w:hAnsi="Consolas" w:eastAsia="Consolas"/>
-          <w:color w:val="D4D4D4"/>
-          <w:sz w:val="16"/>
-        </w:rPr>
-        <w:t>(</w:t>
-      </w:r>
-      <w:r>
-        <w:rPr>
-          <w:rFonts w:ascii="Consolas" w:hAnsi="Consolas" w:eastAsia="Consolas"/>
-          <w:color w:val="D4D4D4"/>
-          <w:sz w:val="16"/>
-        </w:rPr>
-        <w:t>)</w:t>
-      </w:r>
-      <w:r>
-        <w:rPr>
-          <w:rFonts w:ascii="Consolas" w:hAnsi="Consolas" w:eastAsia="Consolas"/>
-          <w:color w:val="D4D4D4"/>
-          <w:sz w:val="16"/>
-        </w:rPr>
-        <w:t>;</w:t>
+        <w:t xml:space="preserve">();</w:t>
       </w:r>
     </w:p>
     <w:p>
@@ -3367,7 +2832,7 @@
           <w:rFonts w:ascii="Aptos Display" w:hAnsi="Aptos Display"/>
           <w:color w:val="1F2937"/>
         </w:rPr>
-        <w:t>Rencana Waktu 6 Jam</w:t>
+        <w:t>Rencana Waktu — 3 Jam 30 Menit Efektif di Kelas</w:t>
       </w:r>
     </w:p>
     <w:tbl>
@@ -3670,7 +3135,7 @@
                 <w:color w:val="1F2937"/>
                 <w:sz w:val="16"/>
               </w:rPr>
-              <w:t>60</w:t>
+              <w:t>30</w:t>
             </w:r>
           </w:p>
         </w:tc>
@@ -3780,7 +3245,7 @@
                 <w:color w:val="1F2937"/>
                 <w:sz w:val="16"/>
               </w:rPr>
-              <w:t>45</w:t>
+              <w:t>30</w:t>
             </w:r>
           </w:p>
         </w:tc>
@@ -3890,7 +3355,7 @@
                 <w:color w:val="1F2937"/>
                 <w:sz w:val="16"/>
               </w:rPr>
-              <w:t>45</w:t>
+              <w:t>30</w:t>
             </w:r>
           </w:p>
         </w:tc>
@@ -4000,7 +3465,7 @@
                 <w:color w:val="1F2937"/>
                 <w:sz w:val="16"/>
               </w:rPr>
-              <w:t>75</w:t>
+              <w:t>30</w:t>
             </w:r>
           </w:p>
         </w:tc>
@@ -4110,7 +3575,7 @@
                 <w:color w:val="1F2937"/>
                 <w:sz w:val="16"/>
               </w:rPr>
-              <w:t>60</w:t>
+              <w:t>30</w:t>
             </w:r>
           </w:p>
         </w:tc>
@@ -4220,7 +3685,7 @@
                 <w:color w:val="1F2937"/>
                 <w:sz w:val="16"/>
               </w:rPr>
-              <w:t>45</w:t>
+              <w:t>30</w:t>
             </w:r>
           </w:p>
         </w:tc>
@@ -4288,7 +3753,7 @@
         <w:rPr>
           <w:rFonts w:ascii="Aptos" w:hAnsi="Aptos"/>
         </w:rPr>
-        <w:t>Total alokasi: 360 menit.</w:t>
+        <w:t>Total efektif di kelas: 210 menit (7 tahap × 30 menit). Tugas mandiri di luar kelas: hingga 120 menit (2 jam) untuk pekerjaan sejenis yang bersifat mengulang — misalnya bila di kelas membuat CRUD untuk 2 tabel, di luar kelas kerjakan CRUD untuk 3 tabel lainnya.</w:t>
       </w:r>
     </w:p>
     <w:p>
@@ -4484,7 +3949,7 @@
           <w:rFonts w:ascii="Aptos Display" w:hAnsi="Aptos Display"/>
           <w:color w:val="FF2D20"/>
         </w:rPr>
-        <w:t>Tahap 2 — Query laporan tenant-scoped (60 menit)</w:t>
+        <w:t>Tahap 2 — Query laporan tenant-scoped (30 menit)</w:t>
       </w:r>
     </w:p>
     <w:p>
@@ -4700,7 +4165,7 @@
           <w:rFonts w:ascii="Aptos Display" w:hAnsi="Aptos Display"/>
           <w:color w:val="FF2D20"/>
         </w:rPr>
-        <w:t>Tahap 3 — Rekonsiliasi ledger (45 menit)</w:t>
+        <w:t>Tahap 3 — Rekonsiliasi ledger (30 menit)</w:t>
       </w:r>
     </w:p>
     <w:p>
@@ -4872,7 +4337,7 @@
           <w:rFonts w:ascii="Aptos Display" w:hAnsi="Aptos Display"/>
           <w:color w:val="FF2D20"/>
         </w:rPr>
-        <w:t>Tahap 4 — Ekspor asynchronous (45 menit)</w:t>
+        <w:t>Tahap 4 — Ekspor asynchronous (30 menit)</w:t>
       </w:r>
     </w:p>
     <w:p>
@@ -5061,7 +4526,7 @@
           <w:rFonts w:ascii="Aptos Display" w:hAnsi="Aptos Display"/>
           <w:color w:val="FF2D20"/>
         </w:rPr>
-        <w:t>Tahap 5 — Request withdrawal dengan hold (75 menit)</w:t>
+        <w:t>Tahap 5 — Request withdrawal dengan hold (30 menit)</w:t>
       </w:r>
     </w:p>
     <w:p>
@@ -5250,7 +4715,7 @@
           <w:rFonts w:ascii="Aptos Display" w:hAnsi="Aptos Display"/>
           <w:color w:val="FF2D20"/>
         </w:rPr>
-        <w:t>Tahap 6 — Admin review dan disbursement (60 menit)</w:t>
+        <w:t>Tahap 6 — Admin review dan disbursement (30 menit)</w:t>
       </w:r>
     </w:p>
     <w:p>
@@ -5439,7 +4904,7 @@
           <w:rFonts w:ascii="Aptos Display" w:hAnsi="Aptos Display"/>
           <w:color w:val="FF2D20"/>
         </w:rPr>
-        <w:t>Tahap 7 — Test, reconciliation, dan commit (45 menit)</w:t>
+        <w:t>Tahap 7 — Test, reconciliation, dan commit (30 menit)</w:t>
       </w:r>
     </w:p>
     <w:p>
@@ -5649,60 +5114,82 @@
     <w:p>
       <w:pPr>
         <w:pStyle w:val="CodeHeader"/>
-        <w:shd w:fill="2D2D30"/>
+        <w:keepNext/>
         <w:pBdr>
-          <w:left w:val="single" w:sz="4" w:space="8" w:color="2D2D30"/>
+          <w:left w:val="single" w:sz="12" w:space="8" w:color="B8DDE0"/>
         </w:pBdr>
+        <w:shd w:val="clear" w:color="auto" w:fill="E4EAED"/>
       </w:pPr>
       <w:r>
         <w:rPr>
           <w:rFonts w:ascii="Consolas" w:hAnsi="Consolas"/>
           <w:b/>
-          <w:color w:val="FFFFFF"/>
+          <w:color w:val="262626"/>
           <w:sz w:val="16"/>
         </w:rPr>
-        <w:t>Lokasi: terminal pada root repository kantin-multi-tenant   •   MODUL 13 — TERMINAL   •   BASH</w:t>
+        <w:t xml:space="preserve">Lokasi: terminal pada root repository kantin-multi-tenant   •   MODUL 13 — TERMINAL   •   BASH</w:t>
       </w:r>
     </w:p>
     <w:p>
       <w:pPr>
         <w:pStyle w:val="CodeBlock"/>
-        <w:shd w:fill="1E1E1E"/>
         <w:pBdr>
-          <w:left w:val="single" w:sz="4" w:space="8" w:color="1E1E1E"/>
+          <w:left w:val="single" w:sz="12" w:space="8" w:color="B8DDE0"/>
         </w:pBdr>
+        <w:shd w:val="clear" w:color="auto" w:fill="F2F3F7"/>
       </w:pPr>
       <w:r>
         <w:rPr>
           <w:rFonts w:ascii="Consolas" w:hAnsi="Consolas"/>
-          <w:color w:val="4EC9B0"/>
+          <w:b/>
+          <w:color w:val="000080"/>
           <w:sz w:val="16"/>
         </w:rPr>
-        <w:t>php</w:t>
+        <w:t xml:space="preserve">php</w:t>
       </w:r>
       <w:r>
         <w:rPr>
           <w:rFonts w:ascii="Consolas" w:hAnsi="Consolas"/>
-          <w:color w:val="D4D4D4"/>
+          <w:color w:val="262626"/>
           <w:sz w:val="16"/>
         </w:rPr>
         <w:t xml:space="preserve"> artisan test</w:t>
+      </w:r>
+      <w:r>
         <w:br/>
-        <w:t xml:space="preserve">./vendor/bin/pint --test</w:t>
+      </w:r>
+      <w:r>
+        <w:rPr>
+          <w:rFonts w:ascii="Consolas" w:hAnsi="Consolas"/>
+          <w:color w:val="262626"/>
+          <w:sz w:val="16"/>
+        </w:rPr>
+        <w:t xml:space="preserve">./vendor/bin/pint </w:t>
+      </w:r>
+      <w:r>
+        <w:rPr>
+          <w:rFonts w:ascii="Consolas" w:hAnsi="Consolas"/>
+          <w:color w:val="0073E6"/>
+          <w:sz w:val="16"/>
+        </w:rPr>
+        <w:t xml:space="preserve">--test</w:t>
+      </w:r>
+      <w:r>
         <w:br/>
       </w:r>
       <w:r>
         <w:rPr>
           <w:rFonts w:ascii="Consolas" w:hAnsi="Consolas"/>
-          <w:color w:val="4EC9B0"/>
+          <w:b/>
+          <w:color w:val="000080"/>
           <w:sz w:val="16"/>
         </w:rPr>
-        <w:t>npm</w:t>
+        <w:t xml:space="preserve">npm</w:t>
       </w:r>
       <w:r>
         <w:rPr>
           <w:rFonts w:ascii="Consolas" w:hAnsi="Consolas"/>
-          <w:color w:val="D4D4D4"/>
+          <w:color w:val="262626"/>
           <w:sz w:val="16"/>
         </w:rPr>
         <w:t xml:space="preserve"> run build</w:t>
@@ -6038,23 +5525,24 @@
     <w:p>
       <w:pPr>
         <w:pStyle w:val="CodeBlock"/>
-        <w:shd w:fill="1E1E1E" w:val="clear"/>
         <w:pBdr>
-          <w:left w:val="single" w:sz="4" w:space="8" w:color="1E1E1E"/>
+          <w:left w:val="single" w:sz="12" w:space="8" w:color="B8DDE0"/>
         </w:pBdr>
+        <w:shd w:val="clear" w:color="auto" w:fill="F2F3F7"/>
       </w:pPr>
       <w:r>
         <w:rPr>
           <w:rFonts w:ascii="Consolas" w:hAnsi="Consolas"/>
-          <w:color w:val="569CD6"/>
+          <w:b/>
+          <w:color w:val="000080"/>
           <w:sz w:val="16"/>
         </w:rPr>
-        <w:t>return</w:t>
+        <w:t xml:space="preserve">return</w:t>
       </w:r>
       <w:r>
         <w:rPr>
           <w:rFonts w:ascii="Consolas" w:hAnsi="Consolas"/>
-          <w:color w:val="D4D4D4"/>
+          <w:color w:val="262626"/>
           <w:sz w:val="16"/>
         </w:rPr>
         <w:t xml:space="preserve"> </w:t>
@@ -6062,47 +5550,48 @@
       <w:r>
         <w:rPr>
           <w:rFonts w:ascii="Consolas" w:hAnsi="Consolas"/>
-          <w:color w:val="4EC9B0"/>
+          <w:color w:val="267F99"/>
           <w:sz w:val="16"/>
         </w:rPr>
-        <w:t>DB</w:t>
+        <w:t xml:space="preserve">DB</w:t>
       </w:r>
       <w:r>
         <w:rPr>
           <w:rFonts w:ascii="Consolas" w:hAnsi="Consolas"/>
-          <w:color w:val="D4D4D4"/>
+          <w:color w:val="262626"/>
           <w:sz w:val="16"/>
         </w:rPr>
-        <w:t>::</w:t>
+        <w:t xml:space="preserve">::</w:t>
       </w:r>
       <w:r>
         <w:rPr>
           <w:rFonts w:ascii="Consolas" w:hAnsi="Consolas"/>
-          <w:color w:val="DCDCAA"/>
+          <w:color w:val="795E26"/>
           <w:sz w:val="16"/>
         </w:rPr>
-        <w:t>transaction</w:t>
+        <w:t xml:space="preserve">transaction</w:t>
       </w:r>
       <w:r>
         <w:rPr>
           <w:rFonts w:ascii="Consolas" w:hAnsi="Consolas"/>
-          <w:color w:val="D4D4D4"/>
+          <w:color w:val="262626"/>
           <w:sz w:val="16"/>
         </w:rPr>
-        <w:t>(</w:t>
+        <w:t xml:space="preserve">(</w:t>
       </w:r>
       <w:r>
         <w:rPr>
           <w:rFonts w:ascii="Consolas" w:hAnsi="Consolas"/>
-          <w:color w:val="569CD6"/>
+          <w:b/>
+          <w:color w:val="000080"/>
           <w:sz w:val="16"/>
         </w:rPr>
-        <w:t>function</w:t>
+        <w:t xml:space="preserve">function</w:t>
       </w:r>
       <w:r>
         <w:rPr>
           <w:rFonts w:ascii="Consolas" w:hAnsi="Consolas"/>
-          <w:color w:val="D4D4D4"/>
+          <w:color w:val="262626"/>
           <w:sz w:val="16"/>
         </w:rPr>
         <w:t xml:space="preserve"> () </w:t>
@@ -6110,15 +5599,16 @@
       <w:r>
         <w:rPr>
           <w:rFonts w:ascii="Consolas" w:hAnsi="Consolas"/>
-          <w:color w:val="569CD6"/>
+          <w:b/>
+          <w:color w:val="000080"/>
           <w:sz w:val="16"/>
         </w:rPr>
-        <w:t>use</w:t>
+        <w:t xml:space="preserve">use</w:t>
       </w:r>
       <w:r>
         <w:rPr>
           <w:rFonts w:ascii="Consolas" w:hAnsi="Consolas"/>
-          <w:color w:val="D4D4D4"/>
+          <w:color w:val="262626"/>
           <w:sz w:val="16"/>
         </w:rPr>
         <w:t xml:space="preserve"> (</w:t>
@@ -6126,15 +5616,15 @@
       <w:r>
         <w:rPr>
           <w:rFonts w:ascii="Consolas" w:hAnsi="Consolas"/>
-          <w:color w:val="9CDCFE"/>
+          <w:color w:val="660E7A"/>
           <w:sz w:val="16"/>
         </w:rPr>
-        <w:t>$tenantId</w:t>
+        <w:t xml:space="preserve">$tenantId</w:t>
       </w:r>
       <w:r>
         <w:rPr>
           <w:rFonts w:ascii="Consolas" w:hAnsi="Consolas"/>
-          <w:color w:val="D4D4D4"/>
+          <w:color w:val="262626"/>
           <w:sz w:val="16"/>
         </w:rPr>
         <w:t xml:space="preserve">, </w:t>
@@ -6142,33 +5632,42 @@
       <w:r>
         <w:rPr>
           <w:rFonts w:ascii="Consolas" w:hAnsi="Consolas"/>
-          <w:color w:val="9CDCFE"/>
+          <w:color w:val="660E7A"/>
           <w:sz w:val="16"/>
         </w:rPr>
-        <w:t>$amount</w:t>
+        <w:t xml:space="preserve">$amount</w:t>
       </w:r>
       <w:r>
         <w:rPr>
           <w:rFonts w:ascii="Consolas" w:hAnsi="Consolas"/>
-          <w:color w:val="D4D4D4"/>
+          <w:color w:val="262626"/>
           <w:sz w:val="16"/>
         </w:rPr>
         <w:t xml:space="preserve">) {</w:t>
+      </w:r>
+      <w:r>
         <w:br/>
+      </w:r>
+      <w:r>
+        <w:rPr>
+          <w:rFonts w:ascii="Consolas" w:hAnsi="Consolas"/>
+          <w:color w:val="262626"/>
+          <w:sz w:val="16"/>
+        </w:rPr>
         <w:t xml:space="preserve">    </w:t>
       </w:r>
       <w:r>
         <w:rPr>
           <w:rFonts w:ascii="Consolas" w:hAnsi="Consolas"/>
-          <w:color w:val="9CDCFE"/>
+          <w:color w:val="660E7A"/>
           <w:sz w:val="16"/>
         </w:rPr>
-        <w:t>$balance</w:t>
+        <w:t xml:space="preserve">$balance</w:t>
       </w:r>
       <w:r>
         <w:rPr>
           <w:rFonts w:ascii="Consolas" w:hAnsi="Consolas"/>
-          <w:color w:val="D4D4D4"/>
+          <w:color w:val="262626"/>
           <w:sz w:val="16"/>
         </w:rPr>
         <w:t xml:space="preserve"> = </w:t>
@@ -6176,120 +5675,159 @@
       <w:r>
         <w:rPr>
           <w:rFonts w:ascii="Consolas" w:hAnsi="Consolas"/>
-          <w:color w:val="4EC9B0"/>
+          <w:color w:val="267F99"/>
           <w:sz w:val="16"/>
         </w:rPr>
-        <w:t>TenantBalance</w:t>
+        <w:t xml:space="preserve">TenantBalance</w:t>
       </w:r>
       <w:r>
         <w:rPr>
           <w:rFonts w:ascii="Consolas" w:hAnsi="Consolas"/>
-          <w:color w:val="D4D4D4"/>
+          <w:color w:val="262626"/>
           <w:sz w:val="16"/>
         </w:rPr>
-        <w:t>::</w:t>
+        <w:t xml:space="preserve">::</w:t>
       </w:r>
       <w:r>
         <w:rPr>
           <w:rFonts w:ascii="Consolas" w:hAnsi="Consolas"/>
-          <w:color w:val="DCDCAA"/>
+          <w:color w:val="795E26"/>
           <w:sz w:val="16"/>
         </w:rPr>
-        <w:t>query</w:t>
+        <w:t xml:space="preserve">query</w:t>
       </w:r>
       <w:r>
         <w:rPr>
           <w:rFonts w:ascii="Consolas" w:hAnsi="Consolas"/>
-          <w:color w:val="D4D4D4"/>
+          <w:color w:val="262626"/>
           <w:sz w:val="16"/>
         </w:rPr>
-        <w:t>()</w:t>
+        <w:t xml:space="preserve">()</w:t>
+      </w:r>
+      <w:r>
         <w:br/>
+      </w:r>
+      <w:r>
+        <w:rPr>
+          <w:rFonts w:ascii="Consolas" w:hAnsi="Consolas"/>
+          <w:color w:val="262626"/>
+          <w:sz w:val="16"/>
+        </w:rPr>
         <w:t xml:space="preserve">        -&gt;</w:t>
       </w:r>
       <w:r>
         <w:rPr>
           <w:rFonts w:ascii="Consolas" w:hAnsi="Consolas"/>
-          <w:color w:val="DCDCAA"/>
+          <w:color w:val="795E26"/>
           <w:sz w:val="16"/>
         </w:rPr>
-        <w:t>whereKey</w:t>
+        <w:t xml:space="preserve">whereKey</w:t>
       </w:r>
       <w:r>
         <w:rPr>
           <w:rFonts w:ascii="Consolas" w:hAnsi="Consolas"/>
-          <w:color w:val="D4D4D4"/>
+          <w:color w:val="262626"/>
           <w:sz w:val="16"/>
         </w:rPr>
-        <w:t>(</w:t>
+        <w:t xml:space="preserve">(</w:t>
       </w:r>
       <w:r>
         <w:rPr>
           <w:rFonts w:ascii="Consolas" w:hAnsi="Consolas"/>
-          <w:color w:val="9CDCFE"/>
+          <w:color w:val="660E7A"/>
           <w:sz w:val="16"/>
         </w:rPr>
-        <w:t>$tenantId</w:t>
+        <w:t xml:space="preserve">$tenantId</w:t>
       </w:r>
       <w:r>
         <w:rPr>
           <w:rFonts w:ascii="Consolas" w:hAnsi="Consolas"/>
-          <w:color w:val="D4D4D4"/>
+          <w:color w:val="262626"/>
           <w:sz w:val="16"/>
         </w:rPr>
-        <w:t>)</w:t>
+        <w:t xml:space="preserve">)</w:t>
+      </w:r>
+      <w:r>
         <w:br/>
+      </w:r>
+      <w:r>
+        <w:rPr>
+          <w:rFonts w:ascii="Consolas" w:hAnsi="Consolas"/>
+          <w:color w:val="262626"/>
+          <w:sz w:val="16"/>
+        </w:rPr>
         <w:t xml:space="preserve">        -&gt;</w:t>
       </w:r>
       <w:r>
         <w:rPr>
           <w:rFonts w:ascii="Consolas" w:hAnsi="Consolas"/>
-          <w:color w:val="DCDCAA"/>
+          <w:color w:val="795E26"/>
           <w:sz w:val="16"/>
         </w:rPr>
-        <w:t>lockForUpdate</w:t>
+        <w:t xml:space="preserve">lockForUpdate</w:t>
       </w:r>
       <w:r>
         <w:rPr>
           <w:rFonts w:ascii="Consolas" w:hAnsi="Consolas"/>
-          <w:color w:val="D4D4D4"/>
+          <w:color w:val="262626"/>
           <w:sz w:val="16"/>
         </w:rPr>
-        <w:t>()</w:t>
+        <w:t xml:space="preserve">()</w:t>
+      </w:r>
+      <w:r>
         <w:br/>
+      </w:r>
+      <w:r>
+        <w:rPr>
+          <w:rFonts w:ascii="Consolas" w:hAnsi="Consolas"/>
+          <w:color w:val="262626"/>
+          <w:sz w:val="16"/>
+        </w:rPr>
         <w:t xml:space="preserve">        -&gt;</w:t>
       </w:r>
       <w:r>
         <w:rPr>
           <w:rFonts w:ascii="Consolas" w:hAnsi="Consolas"/>
-          <w:color w:val="DCDCAA"/>
+          <w:color w:val="795E26"/>
           <w:sz w:val="16"/>
         </w:rPr>
-        <w:t>firstOrFail</w:t>
+        <w:t xml:space="preserve">firstOrFail</w:t>
       </w:r>
       <w:r>
         <w:rPr>
           <w:rFonts w:ascii="Consolas" w:hAnsi="Consolas"/>
-          <w:color w:val="D4D4D4"/>
+          <w:color w:val="262626"/>
           <w:sz w:val="16"/>
         </w:rPr>
-        <w:t>();</w:t>
+        <w:t xml:space="preserve">();</w:t>
+      </w:r>
+      <w:r>
         <w:br/>
+      </w:r>
+      <w:r>
         <w:br/>
+      </w:r>
+      <w:r>
+        <w:rPr>
+          <w:rFonts w:ascii="Consolas" w:hAnsi="Consolas"/>
+          <w:color w:val="262626"/>
+          <w:sz w:val="16"/>
+        </w:rPr>
         <w:t xml:space="preserve">    </w:t>
       </w:r>
       <w:r>
         <w:rPr>
           <w:rFonts w:ascii="Consolas" w:hAnsi="Consolas"/>
-          <w:color w:val="569CD6"/>
+          <w:b/>
+          <w:color w:val="000080"/>
           <w:sz w:val="16"/>
         </w:rPr>
-        <w:t>if</w:t>
+        <w:t xml:space="preserve">if</w:t>
       </w:r>
       <w:r>
         <w:rPr>
           <w:rFonts w:ascii="Consolas" w:hAnsi="Consolas"/>
-          <w:color w:val="D4D4D4"/>
+          <w:color w:val="262626"/>
           <w:sz w:val="16"/>
         </w:rPr>
         <w:t xml:space="preserve"> (</w:t>
@@ -6297,15 +5835,15 @@
       <w:r>
         <w:rPr>
           <w:rFonts w:ascii="Consolas" w:hAnsi="Consolas"/>
-          <w:color w:val="9CDCFE"/>
+          <w:color w:val="660E7A"/>
           <w:sz w:val="16"/>
         </w:rPr>
-        <w:t>$amount</w:t>
+        <w:t xml:space="preserve">$amount</w:t>
       </w:r>
       <w:r>
         <w:rPr>
           <w:rFonts w:ascii="Consolas" w:hAnsi="Consolas"/>
-          <w:color w:val="D4D4D4"/>
+          <w:color w:val="262626"/>
           <w:sz w:val="16"/>
         </w:rPr>
         <w:t xml:space="preserve"> &lt;= </w:t>
@@ -6313,15 +5851,15 @@
       <w:r>
         <w:rPr>
           <w:rFonts w:ascii="Consolas" w:hAnsi="Consolas"/>
-          <w:color w:val="B5CEA8"/>
+          <w:color w:val="0073E6"/>
           <w:sz w:val="16"/>
         </w:rPr>
-        <w:t>0</w:t>
+        <w:t xml:space="preserve">0</w:t>
       </w:r>
       <w:r>
         <w:rPr>
           <w:rFonts w:ascii="Consolas" w:hAnsi="Consolas"/>
-          <w:color w:val="D4D4D4"/>
+          <w:color w:val="262626"/>
           <w:sz w:val="16"/>
         </w:rPr>
         <w:t xml:space="preserve"> || </w:t>
@@ -6329,49 +5867,75 @@
       <w:r>
         <w:rPr>
           <w:rFonts w:ascii="Consolas" w:hAnsi="Consolas"/>
-          <w:color w:val="9CDCFE"/>
+          <w:color w:val="660E7A"/>
           <w:sz w:val="16"/>
         </w:rPr>
-        <w:t>$balance</w:t>
+        <w:t xml:space="preserve">$balance</w:t>
       </w:r>
       <w:r>
         <w:rPr>
           <w:rFonts w:ascii="Consolas" w:hAnsi="Consolas"/>
-          <w:color w:val="D4D4D4"/>
+          <w:color w:val="262626"/>
           <w:sz w:val="16"/>
         </w:rPr>
-        <w:t xml:space="preserve">-&gt;available_amount &lt; </w:t>
+        <w:t xml:space="preserve">-&gt;</w:t>
       </w:r>
       <w:r>
         <w:rPr>
           <w:rFonts w:ascii="Consolas" w:hAnsi="Consolas"/>
-          <w:color w:val="9CDCFE"/>
+          <w:color w:val="660E7A"/>
           <w:sz w:val="16"/>
         </w:rPr>
-        <w:t>$amount</w:t>
+        <w:t xml:space="preserve">available_amount</w:t>
       </w:r>
       <w:r>
         <w:rPr>
           <w:rFonts w:ascii="Consolas" w:hAnsi="Consolas"/>
-          <w:color w:val="D4D4D4"/>
+          <w:color w:val="262626"/>
           <w:sz w:val="16"/>
         </w:rPr>
+        <w:t xml:space="preserve"> &lt; </w:t>
+      </w:r>
+      <w:r>
+        <w:rPr>
+          <w:rFonts w:ascii="Consolas" w:hAnsi="Consolas"/>
+          <w:color w:val="660E7A"/>
+          <w:sz w:val="16"/>
+        </w:rPr>
+        <w:t xml:space="preserve">$amount</w:t>
+      </w:r>
+      <w:r>
+        <w:rPr>
+          <w:rFonts w:ascii="Consolas" w:hAnsi="Consolas"/>
+          <w:color w:val="262626"/>
+          <w:sz w:val="16"/>
+        </w:rPr>
         <w:t xml:space="preserve">) {</w:t>
+      </w:r>
+      <w:r>
         <w:br/>
+      </w:r>
+      <w:r>
+        <w:rPr>
+          <w:rFonts w:ascii="Consolas" w:hAnsi="Consolas"/>
+          <w:color w:val="262626"/>
+          <w:sz w:val="16"/>
+        </w:rPr>
         <w:t xml:space="preserve">        </w:t>
       </w:r>
       <w:r>
         <w:rPr>
           <w:rFonts w:ascii="Consolas" w:hAnsi="Consolas"/>
-          <w:color w:val="569CD6"/>
+          <w:b/>
+          <w:color w:val="000080"/>
           <w:sz w:val="16"/>
         </w:rPr>
-        <w:t>throw</w:t>
+        <w:t xml:space="preserve">throw</w:t>
       </w:r>
       <w:r>
         <w:rPr>
           <w:rFonts w:ascii="Consolas" w:hAnsi="Consolas"/>
-          <w:color w:val="D4D4D4"/>
+          <w:color w:val="262626"/>
           <w:sz w:val="16"/>
         </w:rPr>
         <w:t xml:space="preserve"> </w:t>
@@ -6379,15 +5943,16 @@
       <w:r>
         <w:rPr>
           <w:rFonts w:ascii="Consolas" w:hAnsi="Consolas"/>
-          <w:color w:val="569CD6"/>
+          <w:b/>
+          <w:color w:val="000080"/>
           <w:sz w:val="16"/>
         </w:rPr>
-        <w:t>new</w:t>
+        <w:t xml:space="preserve">new</w:t>
       </w:r>
       <w:r>
         <w:rPr>
           <w:rFonts w:ascii="Consolas" w:hAnsi="Consolas"/>
-          <w:color w:val="D4D4D4"/>
+          <w:color w:val="262626"/>
           <w:sz w:val="16"/>
         </w:rPr>
         <w:t xml:space="preserve"> </w:t>
@@ -6395,52 +5960,72 @@
       <w:r>
         <w:rPr>
           <w:rFonts w:ascii="Consolas" w:hAnsi="Consolas"/>
-          <w:color w:val="DCDCAA"/>
+          <w:color w:val="795E26"/>
           <w:sz w:val="16"/>
         </w:rPr>
-        <w:t>DomainException</w:t>
+        <w:t xml:space="preserve">DomainException</w:t>
       </w:r>
       <w:r>
         <w:rPr>
           <w:rFonts w:ascii="Consolas" w:hAnsi="Consolas"/>
-          <w:color w:val="D4D4D4"/>
+          <w:color w:val="262626"/>
           <w:sz w:val="16"/>
         </w:rPr>
-        <w:t>(</w:t>
+        <w:t xml:space="preserve">(</w:t>
       </w:r>
       <w:r>
         <w:rPr>
           <w:rFonts w:ascii="Consolas" w:hAnsi="Consolas"/>
-          <w:color w:val="CE9178"/>
+          <w:color w:val="00733B"/>
           <w:sz w:val="16"/>
         </w:rPr>
-        <w:t>'Saldo tidak mencukupi.'</w:t>
+        <w:t xml:space="preserve">'Saldo tidak mencukupi.'</w:t>
       </w:r>
       <w:r>
         <w:rPr>
           <w:rFonts w:ascii="Consolas" w:hAnsi="Consolas"/>
-          <w:color w:val="D4D4D4"/>
+          <w:color w:val="262626"/>
           <w:sz w:val="16"/>
         </w:rPr>
-        <w:t>);</w:t>
+        <w:t xml:space="preserve">);</w:t>
+      </w:r>
+      <w:r>
         <w:br/>
+      </w:r>
+      <w:r>
+        <w:rPr>
+          <w:rFonts w:ascii="Consolas" w:hAnsi="Consolas"/>
+          <w:color w:val="262626"/>
+          <w:sz w:val="16"/>
+        </w:rPr>
         <w:t xml:space="preserve">    }</w:t>
+      </w:r>
+      <w:r>
         <w:br/>
+      </w:r>
+      <w:r>
         <w:br/>
+      </w:r>
+      <w:r>
+        <w:rPr>
+          <w:rFonts w:ascii="Consolas" w:hAnsi="Consolas"/>
+          <w:color w:val="262626"/>
+          <w:sz w:val="16"/>
+        </w:rPr>
         <w:t xml:space="preserve">    </w:t>
       </w:r>
       <w:r>
         <w:rPr>
           <w:rFonts w:ascii="Consolas" w:hAnsi="Consolas"/>
-          <w:color w:val="9CDCFE"/>
+          <w:color w:val="660E7A"/>
           <w:sz w:val="16"/>
         </w:rPr>
-        <w:t>$withdrawal</w:t>
+        <w:t xml:space="preserve">$withdrawal</w:t>
       </w:r>
       <w:r>
         <w:rPr>
           <w:rFonts w:ascii="Consolas" w:hAnsi="Consolas"/>
-          <w:color w:val="D4D4D4"/>
+          <w:color w:val="262626"/>
           <w:sz w:val="16"/>
         </w:rPr>
         <w:t xml:space="preserve"> = </w:t>
@@ -6448,116 +6033,136 @@
       <w:r>
         <w:rPr>
           <w:rFonts w:ascii="Consolas" w:hAnsi="Consolas"/>
-          <w:color w:val="4EC9B0"/>
+          <w:color w:val="267F99"/>
           <w:sz w:val="16"/>
         </w:rPr>
-        <w:t>Withdrawal</w:t>
+        <w:t xml:space="preserve">Withdrawal</w:t>
       </w:r>
       <w:r>
         <w:rPr>
           <w:rFonts w:ascii="Consolas" w:hAnsi="Consolas"/>
-          <w:color w:val="D4D4D4"/>
+          <w:color w:val="262626"/>
           <w:sz w:val="16"/>
         </w:rPr>
-        <w:t>::</w:t>
+        <w:t xml:space="preserve">::</w:t>
       </w:r>
       <w:r>
         <w:rPr>
           <w:rFonts w:ascii="Consolas" w:hAnsi="Consolas"/>
-          <w:color w:val="DCDCAA"/>
+          <w:color w:val="795E26"/>
           <w:sz w:val="16"/>
         </w:rPr>
-        <w:t>withoutGlobalScopes</w:t>
+        <w:t xml:space="preserve">withoutGlobalScopes</w:t>
       </w:r>
       <w:r>
         <w:rPr>
           <w:rFonts w:ascii="Consolas" w:hAnsi="Consolas"/>
-          <w:color w:val="D4D4D4"/>
+          <w:color w:val="262626"/>
           <w:sz w:val="16"/>
         </w:rPr>
-        <w:t>()-&gt;</w:t>
+        <w:t xml:space="preserve">()-&gt;</w:t>
       </w:r>
       <w:r>
         <w:rPr>
           <w:rFonts w:ascii="Consolas" w:hAnsi="Consolas"/>
-          <w:color w:val="DCDCAA"/>
+          <w:color w:val="795E26"/>
           <w:sz w:val="16"/>
         </w:rPr>
-        <w:t>create</w:t>
+        <w:t xml:space="preserve">create</w:t>
       </w:r>
       <w:r>
         <w:rPr>
           <w:rFonts w:ascii="Consolas" w:hAnsi="Consolas"/>
-          <w:color w:val="D4D4D4"/>
+          <w:color w:val="262626"/>
           <w:sz w:val="16"/>
         </w:rPr>
-        <w:t>([...]);</w:t>
+        <w:t xml:space="preserve">([...]);</w:t>
+      </w:r>
+      <w:r>
         <w:br/>
+      </w:r>
+      <w:r>
         <w:br/>
+      </w:r>
+      <w:r>
+        <w:rPr>
+          <w:rFonts w:ascii="Consolas" w:hAnsi="Consolas"/>
+          <w:color w:val="262626"/>
+          <w:sz w:val="16"/>
+        </w:rPr>
         <w:t xml:space="preserve">    </w:t>
       </w:r>
       <w:r>
         <w:rPr>
           <w:rFonts w:ascii="Consolas" w:hAnsi="Consolas"/>
-          <w:color w:val="4EC9B0"/>
+          <w:color w:val="267F99"/>
           <w:sz w:val="16"/>
         </w:rPr>
-        <w:t>LedgerEntry</w:t>
+        <w:t xml:space="preserve">LedgerEntry</w:t>
       </w:r>
       <w:r>
         <w:rPr>
           <w:rFonts w:ascii="Consolas" w:hAnsi="Consolas"/>
-          <w:color w:val="D4D4D4"/>
+          <w:color w:val="262626"/>
           <w:sz w:val="16"/>
         </w:rPr>
-        <w:t>::</w:t>
+        <w:t xml:space="preserve">::</w:t>
       </w:r>
       <w:r>
         <w:rPr>
           <w:rFonts w:ascii="Consolas" w:hAnsi="Consolas"/>
-          <w:color w:val="DCDCAA"/>
+          <w:color w:val="795E26"/>
           <w:sz w:val="16"/>
         </w:rPr>
-        <w:t>query</w:t>
+        <w:t xml:space="preserve">query</w:t>
       </w:r>
       <w:r>
         <w:rPr>
           <w:rFonts w:ascii="Consolas" w:hAnsi="Consolas"/>
-          <w:color w:val="D4D4D4"/>
+          <w:color w:val="262626"/>
           <w:sz w:val="16"/>
         </w:rPr>
-        <w:t>()-&gt;</w:t>
+        <w:t xml:space="preserve">()-&gt;</w:t>
       </w:r>
       <w:r>
         <w:rPr>
           <w:rFonts w:ascii="Consolas" w:hAnsi="Consolas"/>
-          <w:color w:val="DCDCAA"/>
+          <w:color w:val="795E26"/>
           <w:sz w:val="16"/>
         </w:rPr>
-        <w:t>create</w:t>
+        <w:t xml:space="preserve">create</w:t>
       </w:r>
       <w:r>
         <w:rPr>
           <w:rFonts w:ascii="Consolas" w:hAnsi="Consolas"/>
-          <w:color w:val="D4D4D4"/>
+          <w:color w:val="262626"/>
           <w:sz w:val="16"/>
         </w:rPr>
-        <w:t>([</w:t>
+        <w:t xml:space="preserve">([</w:t>
+      </w:r>
+      <w:r>
         <w:br/>
+      </w:r>
+      <w:r>
+        <w:rPr>
+          <w:rFonts w:ascii="Consolas" w:hAnsi="Consolas"/>
+          <w:color w:val="262626"/>
+          <w:sz w:val="16"/>
+        </w:rPr>
         <w:t xml:space="preserve">        </w:t>
       </w:r>
       <w:r>
         <w:rPr>
           <w:rFonts w:ascii="Consolas" w:hAnsi="Consolas"/>
-          <w:color w:val="CE9178"/>
+          <w:color w:val="00733B"/>
           <w:sz w:val="16"/>
         </w:rPr>
-        <w:t>'entry_type'</w:t>
+        <w:t xml:space="preserve">'entry_type'</w:t>
       </w:r>
       <w:r>
         <w:rPr>
           <w:rFonts w:ascii="Consolas" w:hAnsi="Consolas"/>
-          <w:color w:val="D4D4D4"/>
+          <w:color w:val="262626"/>
           <w:sz w:val="16"/>
         </w:rPr>
         <w:t xml:space="preserve"> =&gt; </w:t>
@@ -6565,33 +6170,42 @@
       <w:r>
         <w:rPr>
           <w:rFonts w:ascii="Consolas" w:hAnsi="Consolas"/>
-          <w:color w:val="CE9178"/>
+          <w:color w:val="00733B"/>
           <w:sz w:val="16"/>
         </w:rPr>
-        <w:t>'hold'</w:t>
+        <w:t xml:space="preserve">'hold'</w:t>
       </w:r>
       <w:r>
         <w:rPr>
           <w:rFonts w:ascii="Consolas" w:hAnsi="Consolas"/>
-          <w:color w:val="D4D4D4"/>
+          <w:color w:val="262626"/>
           <w:sz w:val="16"/>
         </w:rPr>
-        <w:t>,</w:t>
+        <w:t xml:space="preserve">,</w:t>
+      </w:r>
+      <w:r>
         <w:br/>
+      </w:r>
+      <w:r>
+        <w:rPr>
+          <w:rFonts w:ascii="Consolas" w:hAnsi="Consolas"/>
+          <w:color w:val="262626"/>
+          <w:sz w:val="16"/>
+        </w:rPr>
         <w:t xml:space="preserve">        </w:t>
       </w:r>
       <w:r>
         <w:rPr>
           <w:rFonts w:ascii="Consolas" w:hAnsi="Consolas"/>
-          <w:color w:val="CE9178"/>
+          <w:color w:val="00733B"/>
           <w:sz w:val="16"/>
         </w:rPr>
-        <w:t>'amount'</w:t>
+        <w:t xml:space="preserve">'amount'</w:t>
       </w:r>
       <w:r>
         <w:rPr>
           <w:rFonts w:ascii="Consolas" w:hAnsi="Consolas"/>
-          <w:color w:val="D4D4D4"/>
+          <w:color w:val="262626"/>
           <w:sz w:val="16"/>
         </w:rPr>
         <w:t xml:space="preserve"> =&gt; </w:t>
@@ -6599,33 +6213,42 @@
       <w:r>
         <w:rPr>
           <w:rFonts w:ascii="Consolas" w:hAnsi="Consolas"/>
-          <w:color w:val="9CDCFE"/>
+          <w:color w:val="660E7A"/>
           <w:sz w:val="16"/>
         </w:rPr>
-        <w:t>$amount</w:t>
+        <w:t xml:space="preserve">$amount</w:t>
       </w:r>
       <w:r>
         <w:rPr>
           <w:rFonts w:ascii="Consolas" w:hAnsi="Consolas"/>
-          <w:color w:val="D4D4D4"/>
+          <w:color w:val="262626"/>
           <w:sz w:val="16"/>
         </w:rPr>
-        <w:t>,</w:t>
+        <w:t xml:space="preserve">,</w:t>
+      </w:r>
+      <w:r>
         <w:br/>
+      </w:r>
+      <w:r>
+        <w:rPr>
+          <w:rFonts w:ascii="Consolas" w:hAnsi="Consolas"/>
+          <w:color w:val="262626"/>
+          <w:sz w:val="16"/>
+        </w:rPr>
         <w:t xml:space="preserve">        </w:t>
       </w:r>
       <w:r>
         <w:rPr>
           <w:rFonts w:ascii="Consolas" w:hAnsi="Consolas"/>
-          <w:color w:val="CE9178"/>
+          <w:color w:val="00733B"/>
           <w:sz w:val="16"/>
         </w:rPr>
-        <w:t>'available_delta'</w:t>
+        <w:t xml:space="preserve">'available_delta'</w:t>
       </w:r>
       <w:r>
         <w:rPr>
           <w:rFonts w:ascii="Consolas" w:hAnsi="Consolas"/>
-          <w:color w:val="D4D4D4"/>
+          <w:color w:val="262626"/>
           <w:sz w:val="16"/>
         </w:rPr>
         <w:t xml:space="preserve"> =&gt; -</w:t>
@@ -6633,33 +6256,42 @@
       <w:r>
         <w:rPr>
           <w:rFonts w:ascii="Consolas" w:hAnsi="Consolas"/>
-          <w:color w:val="9CDCFE"/>
+          <w:color w:val="660E7A"/>
           <w:sz w:val="16"/>
         </w:rPr>
-        <w:t>$amount</w:t>
+        <w:t xml:space="preserve">$amount</w:t>
       </w:r>
       <w:r>
         <w:rPr>
           <w:rFonts w:ascii="Consolas" w:hAnsi="Consolas"/>
-          <w:color w:val="D4D4D4"/>
+          <w:color w:val="262626"/>
           <w:sz w:val="16"/>
         </w:rPr>
-        <w:t>,</w:t>
+        <w:t xml:space="preserve">,</w:t>
+      </w:r>
+      <w:r>
         <w:br/>
+      </w:r>
+      <w:r>
+        <w:rPr>
+          <w:rFonts w:ascii="Consolas" w:hAnsi="Consolas"/>
+          <w:color w:val="262626"/>
+          <w:sz w:val="16"/>
+        </w:rPr>
         <w:t xml:space="preserve">        </w:t>
       </w:r>
       <w:r>
         <w:rPr>
           <w:rFonts w:ascii="Consolas" w:hAnsi="Consolas"/>
-          <w:color w:val="CE9178"/>
+          <w:color w:val="00733B"/>
           <w:sz w:val="16"/>
         </w:rPr>
-        <w:t>'held_delta'</w:t>
+        <w:t xml:space="preserve">'held_delta'</w:t>
       </w:r>
       <w:r>
         <w:rPr>
           <w:rFonts w:ascii="Consolas" w:hAnsi="Consolas"/>
-          <w:color w:val="D4D4D4"/>
+          <w:color w:val="262626"/>
           <w:sz w:val="16"/>
         </w:rPr>
         <w:t xml:space="preserve"> =&gt; </w:t>
@@ -6667,33 +6299,42 @@
       <w:r>
         <w:rPr>
           <w:rFonts w:ascii="Consolas" w:hAnsi="Consolas"/>
-          <w:color w:val="9CDCFE"/>
+          <w:color w:val="660E7A"/>
           <w:sz w:val="16"/>
         </w:rPr>
-        <w:t>$amount</w:t>
+        <w:t xml:space="preserve">$amount</w:t>
       </w:r>
       <w:r>
         <w:rPr>
           <w:rFonts w:ascii="Consolas" w:hAnsi="Consolas"/>
-          <w:color w:val="D4D4D4"/>
+          <w:color w:val="262626"/>
           <w:sz w:val="16"/>
         </w:rPr>
-        <w:t>,</w:t>
+        <w:t xml:space="preserve">,</w:t>
+      </w:r>
+      <w:r>
         <w:br/>
+      </w:r>
+      <w:r>
+        <w:rPr>
+          <w:rFonts w:ascii="Consolas" w:hAnsi="Consolas"/>
+          <w:color w:val="262626"/>
+          <w:sz w:val="16"/>
+        </w:rPr>
         <w:t xml:space="preserve">        </w:t>
       </w:r>
       <w:r>
         <w:rPr>
           <w:rFonts w:ascii="Consolas" w:hAnsi="Consolas"/>
-          <w:color w:val="CE9178"/>
+          <w:color w:val="00733B"/>
           <w:sz w:val="16"/>
         </w:rPr>
-        <w:t>'idempotency_key'</w:t>
+        <w:t xml:space="preserve">'idempotency_key'</w:t>
       </w:r>
       <w:r>
         <w:rPr>
           <w:rFonts w:ascii="Consolas" w:hAnsi="Consolas"/>
-          <w:color w:val="D4D4D4"/>
+          <w:color w:val="262626"/>
           <w:sz w:val="16"/>
         </w:rPr>
         <w:t xml:space="preserve"> =&gt; </w:t>
@@ -6701,36 +6342,57 @@
       <w:r>
         <w:rPr>
           <w:rFonts w:ascii="Consolas" w:hAnsi="Consolas"/>
-          <w:color w:val="CE9178"/>
+          <w:color w:val="00733B"/>
           <w:sz w:val="16"/>
         </w:rPr>
-        <w:t>"withdrawal:{$withdrawal-&gt;id}:hold"</w:t>
+        <w:t xml:space="preserve">"withdrawal:{$withdrawal-&gt;id}:hold"</w:t>
       </w:r>
       <w:r>
         <w:rPr>
           <w:rFonts w:ascii="Consolas" w:hAnsi="Consolas"/>
-          <w:color w:val="D4D4D4"/>
+          <w:color w:val="262626"/>
           <w:sz w:val="16"/>
         </w:rPr>
-        <w:t>,</w:t>
+        <w:t xml:space="preserve">,</w:t>
+      </w:r>
+      <w:r>
         <w:br/>
+      </w:r>
+      <w:r>
+        <w:rPr>
+          <w:rFonts w:ascii="Consolas" w:hAnsi="Consolas"/>
+          <w:color w:val="262626"/>
+          <w:sz w:val="16"/>
+        </w:rPr>
         <w:t xml:space="preserve">    ]);</w:t>
+      </w:r>
+      <w:r>
         <w:br/>
+      </w:r>
+      <w:r>
         <w:br/>
+      </w:r>
+      <w:r>
+        <w:rPr>
+          <w:rFonts w:ascii="Consolas" w:hAnsi="Consolas"/>
+          <w:color w:val="262626"/>
+          <w:sz w:val="16"/>
+        </w:rPr>
         <w:t xml:space="preserve">    </w:t>
       </w:r>
       <w:r>
         <w:rPr>
           <w:rFonts w:ascii="Consolas" w:hAnsi="Consolas"/>
-          <w:color w:val="569CD6"/>
+          <w:b/>
+          <w:color w:val="000080"/>
           <w:sz w:val="16"/>
         </w:rPr>
-        <w:t>return</w:t>
+        <w:t xml:space="preserve">return</w:t>
       </w:r>
       <w:r>
         <w:rPr>
           <w:rFonts w:ascii="Consolas" w:hAnsi="Consolas"/>
-          <w:color w:val="D4D4D4"/>
+          <w:color w:val="262626"/>
           <w:sz w:val="16"/>
         </w:rPr>
         <w:t xml:space="preserve"> </w:t>
@@ -6738,36 +6400,61 @@
       <w:r>
         <w:rPr>
           <w:rFonts w:ascii="Consolas" w:hAnsi="Consolas"/>
-          <w:color w:val="9CDCFE"/>
+          <w:color w:val="660E7A"/>
           <w:sz w:val="16"/>
         </w:rPr>
-        <w:t>$withdrawal</w:t>
+        <w:t xml:space="preserve">$withdrawal</w:t>
       </w:r>
       <w:r>
         <w:rPr>
           <w:rFonts w:ascii="Consolas" w:hAnsi="Consolas"/>
-          <w:color w:val="D4D4D4"/>
+          <w:color w:val="262626"/>
           <w:sz w:val="16"/>
         </w:rPr>
-        <w:t>;</w:t>
+        <w:t xml:space="preserve">;</w:t>
+      </w:r>
+      <w:r>
         <w:br/>
-        <w:t xml:space="preserve">}, attempts: </w:t>
       </w:r>
       <w:r>
         <w:rPr>
           <w:rFonts w:ascii="Consolas" w:hAnsi="Consolas"/>
-          <w:color w:val="B5CEA8"/>
+          <w:color w:val="262626"/>
           <w:sz w:val="16"/>
         </w:rPr>
-        <w:t>3</w:t>
+        <w:t xml:space="preserve">}, </w:t>
       </w:r>
       <w:r>
         <w:rPr>
           <w:rFonts w:ascii="Consolas" w:hAnsi="Consolas"/>
-          <w:color w:val="D4D4D4"/>
+          <w:color w:val="660E7A"/>
           <w:sz w:val="16"/>
         </w:rPr>
-        <w:t>);</w:t>
+        <w:t xml:space="preserve">attempts</w:t>
+      </w:r>
+      <w:r>
+        <w:rPr>
+          <w:rFonts w:ascii="Consolas" w:hAnsi="Consolas"/>
+          <w:color w:val="262626"/>
+          <w:sz w:val="16"/>
+        </w:rPr>
+        <w:t xml:space="preserve">: </w:t>
+      </w:r>
+      <w:r>
+        <w:rPr>
+          <w:rFonts w:ascii="Consolas" w:hAnsi="Consolas"/>
+          <w:color w:val="0073E6"/>
+          <w:sz w:val="16"/>
+        </w:rPr>
+        <w:t xml:space="preserve">3</w:t>
+      </w:r>
+      <w:r>
+        <w:rPr>
+          <w:rFonts w:ascii="Consolas" w:hAnsi="Consolas"/>
+          <w:color w:val="262626"/>
+          <w:sz w:val="16"/>
+        </w:rPr>
+        <w:t xml:space="preserve">);</w:t>
       </w:r>
     </w:p>
     <w:p>
@@ -19797,7 +19484,7 @@
     </w:pPr>
     <w:rPr>
       <w:rFonts w:ascii="Consolas" w:hAnsi="Consolas"/>
-      <w:color w:val="D4D4D4"/>
+      <w:color w:val="262626"/>
       <w:sz w:val="16"/>
     </w:rPr>
   </w:style>
@@ -19909,7 +19596,7 @@
     <w:rPr>
       <w:rFonts w:ascii="Consolas" w:hAnsi="Consolas"/>
       <w:b/>
-      <w:color w:val="FFFFFF"/>
+      <w:color w:val="262626"/>
       <w:sz w:val="16"/>
     </w:rPr>
   </w:style>
